--- a/EXPORTS/DOCX/published/niveau2/Dutch/SabaStEustatiusStMaarten.docx
+++ b/EXPORTS/DOCX/published/niveau2/Dutch/SabaStEustatiusStMaarten.docx
@@ -1721,7 +1721,7 @@
             <w:rPr>
               <w:rStyle w:val="Hyperlink"/>
             </w:rPr>
-            <w:t>Onderoffici</w:t>
+            <w:t>Onderofficier</w:t>
           </w:r>
         </w:hyperlink>
       </w:r>
@@ -1732,15 +1732,9 @@
           <w:i w:val="0"/>
           <w:color w:val="0000FF"/>
           <w:sz w:val="24"/>
-        </w:rPr>
-        <w:hyperlink r:id="rId17" w:history="1">
-          <w:r>
-            <w:rPr>
-              <w:rStyle w:val="Hyperlink"/>
-            </w:rPr>
-            <w:t>er</w:t>
-          </w:r>
-        </w:hyperlink>
+          <w:u w:val="single"/>
+        </w:rPr>
+        <w:t>en en soldaten bij he</w:t>
       </w:r>
       <w:r>
         <w:rPr>
@@ -1750,134 +1744,7 @@
           <w:color w:val="0000FF"/>
           <w:sz w:val="24"/>
         </w:rPr>
-        <w:t>en</w:t>
-      </w:r>
-      <w:r>
-        <w:rPr>
-          <w:rFonts w:ascii="Charis SIL Regular" w:hAnsi="Charis SIL Regular" w:eastAsia="Charis SIL Regular"/>
-          <w:b w:val="0"/>
-          <w:i w:val="0"/>
-          <w:color w:val="0000FF"/>
-          <w:sz w:val="24"/>
-          <w:u w:val="single"/>
-        </w:rPr>
-        <w:t xml:space="preserve"> </w:t>
-      </w:r>
-      <w:r>
-        <w:rPr>
-          <w:rFonts w:ascii="Charis SIL Regular" w:hAnsi="Charis SIL Regular" w:eastAsia="Charis SIL Regular"/>
-          <w:b w:val="0"/>
-          <w:i w:val="0"/>
-          <w:color w:val="0000FF"/>
-          <w:sz w:val="24"/>
-          <w:u w:val="single"/>
-        </w:rPr>
-        <w:hyperlink r:id="rId17" w:history="1">
-          <w:r>
-            <w:rPr>
-              <w:rStyle w:val="Hyperlink"/>
-            </w:rPr>
-            <w:t>en</w:t>
-          </w:r>
-        </w:hyperlink>
-      </w:r>
-      <w:r>
-        <w:rPr>
-          <w:rFonts w:ascii="Charis SIL Regular" w:hAnsi="Charis SIL Regular" w:eastAsia="Charis SIL Regular"/>
-          <w:b w:val="0"/>
-          <w:i w:val="0"/>
-          <w:color w:val="0000FF"/>
-          <w:sz w:val="24"/>
-          <w:u w:val="single"/>
-        </w:rPr>
-        <w:t xml:space="preserve"> </w:t>
-      </w:r>
-      <w:r>
-        <w:rPr>
-          <w:rFonts w:ascii="Charis SIL Regular" w:hAnsi="Charis SIL Regular" w:eastAsia="Charis SIL Regular"/>
-          <w:b w:val="0"/>
-          <w:i w:val="0"/>
-          <w:color w:val="0000FF"/>
-          <w:sz w:val="24"/>
-          <w:u w:val="single"/>
-        </w:rPr>
-        <w:hyperlink r:id="rId17" w:history="1">
-          <w:r>
-            <w:rPr>
-              <w:rStyle w:val="Hyperlink"/>
-            </w:rPr>
-            <w:t>soldaten</w:t>
-          </w:r>
-        </w:hyperlink>
-      </w:r>
-      <w:r>
-        <w:rPr>
-          <w:rFonts w:ascii="Charis SIL Regular" w:hAnsi="Charis SIL Regular" w:eastAsia="Charis SIL Regular"/>
-          <w:b w:val="0"/>
-          <w:i w:val="0"/>
-          <w:color w:val="0000FF"/>
-          <w:sz w:val="24"/>
-          <w:u w:val="single"/>
-        </w:rPr>
-        <w:t xml:space="preserve"> </w:t>
-      </w:r>
-      <w:r>
-        <w:rPr>
-          <w:rFonts w:ascii="Charis SIL Regular" w:hAnsi="Charis SIL Regular" w:eastAsia="Charis SIL Regular"/>
-          <w:b w:val="0"/>
-          <w:i w:val="0"/>
-          <w:color w:val="0000FF"/>
-          <w:sz w:val="24"/>
-          <w:u w:val="single"/>
-        </w:rPr>
-        <w:hyperlink r:id="rId17" w:history="1">
-          <w:r>
-            <w:rPr>
-              <w:rStyle w:val="Hyperlink"/>
-            </w:rPr>
-            <w:t>bij</w:t>
-          </w:r>
-        </w:hyperlink>
-      </w:r>
-      <w:r>
-        <w:rPr>
-          <w:rFonts w:ascii="Charis SIL Regular" w:hAnsi="Charis SIL Regular" w:eastAsia="Charis SIL Regular"/>
-          <w:b w:val="0"/>
-          <w:i w:val="0"/>
-          <w:color w:val="0000FF"/>
-          <w:sz w:val="24"/>
-          <w:u w:val="single"/>
-        </w:rPr>
-        <w:t xml:space="preserve"> </w:t>
-      </w:r>
-      <w:r>
-        <w:rPr>
-          <w:rFonts w:ascii="Charis SIL Regular" w:hAnsi="Charis SIL Regular" w:eastAsia="Charis SIL Regular"/>
-          <w:b w:val="0"/>
-          <w:i w:val="0"/>
-          <w:color w:val="0000FF"/>
-          <w:sz w:val="24"/>
-          <w:u w:val="single"/>
-        </w:rPr>
-        <w:hyperlink r:id="rId17" w:history="1">
-          <w:r>
-            <w:rPr>
-              <w:rStyle w:val="Hyperlink"/>
-            </w:rPr>
-            <w:t>het</w:t>
-          </w:r>
-        </w:hyperlink>
-      </w:r>
-      <w:r>
-        <w:rPr>
-          <w:rFonts w:ascii="Charis SIL Regular" w:hAnsi="Charis SIL Regular" w:eastAsia="Charis SIL Regular"/>
-          <w:b w:val="0"/>
-          <w:i w:val="0"/>
-          <w:color w:val="0000FF"/>
-          <w:sz w:val="24"/>
-          <w:u w:val="single"/>
-        </w:rPr>
-        <w:t xml:space="preserve"> </w:t>
+        <w:t xml:space="preserve">t </w:t>
       </w:r>
       <w:r>
         <w:rPr>
@@ -2049,97 +1916,7 @@
           <w:color w:val="000000"/>
           <w:sz w:val="24"/>
         </w:rPr>
-        <w:t xml:space="preserve"> </w:t>
-      </w:r>
-      <w:r>
-        <w:rPr>
-          <w:u w:val="single" w:color="0000ff"/>
-          <w:rFonts w:ascii="Charis SIL Regular" w:hAnsi="Charis SIL Regular" w:eastAsia="Charis SIL Regular"/>
-          <w:b w:val="0"/>
-          <w:i w:val="0"/>
-          <w:color w:val="000000"/>
-          <w:sz w:val="24"/>
-        </w:rPr>
-        <w:hyperlink r:id="rId17" w:history="1">
-          <w:r>
-            <w:rPr>
-              <w:rStyle w:val="Hyperlink"/>
-            </w:rPr>
-            <w:t>ov</w:t>
-          </w:r>
-        </w:hyperlink>
-      </w:r>
-      <w:r>
-        <w:rPr>
-          <w:u w:val="single" w:color="0000ff"/>
-          <w:rFonts w:ascii="Charis SIL Regular" w:hAnsi="Charis SIL Regular" w:eastAsia="Charis SIL Regular"/>
-          <w:b w:val="0"/>
-          <w:i w:val="0"/>
-          <w:color w:val="000000"/>
-          <w:sz w:val="24"/>
-        </w:rPr>
-        <w:hyperlink r:id="rId17" w:history="1">
-          <w:r>
-            <w:rPr>
-              <w:rStyle w:val="Hyperlink"/>
-            </w:rPr>
-            <w:t>e</w:t>
-          </w:r>
-        </w:hyperlink>
-      </w:r>
-      <w:r>
-        <w:rPr>
-          <w:u w:val="single" w:color="0000ff"/>
-          <w:rFonts w:ascii="Charis SIL Regular" w:hAnsi="Charis SIL Regular" w:eastAsia="Charis SIL Regular"/>
-          <w:b w:val="0"/>
-          <w:i w:val="0"/>
-          <w:color w:val="000000"/>
-          <w:sz w:val="24"/>
-        </w:rPr>
-        <w:hyperlink r:id="rId17" w:history="1">
-          <w:r>
-            <w:rPr>
-              <w:rStyle w:val="Hyperlink"/>
-            </w:rPr>
-            <w:t>r op Sab</w:t>
-          </w:r>
-        </w:hyperlink>
-      </w:r>
-      <w:r>
-        <w:rPr>
-          <w:u w:val="single" w:color="0000ff"/>
-          <w:rFonts w:ascii="Charis SIL Regular" w:hAnsi="Charis SIL Regular" w:eastAsia="Charis SIL Regular"/>
-          <w:b w:val="0"/>
-          <w:i w:val="0"/>
-          <w:color w:val="000000"/>
-          <w:sz w:val="24"/>
-        </w:rPr>
-        <w:hyperlink r:id="rId17" w:history="1">
-          <w:r>
-            <w:rPr>
-              <w:rStyle w:val="Hyperlink"/>
-            </w:rPr>
-            <w:t>a, S</w:t>
-          </w:r>
-        </w:hyperlink>
-      </w:r>
-      <w:r>
-        <w:rPr>
-          <w:u w:val="single" w:color="0000ff"/>
-          <w:rFonts w:ascii="Charis SIL Regular" w:hAnsi="Charis SIL Regular" w:eastAsia="Charis SIL Regular"/>
-          <w:b w:val="0"/>
-          <w:i w:val="0"/>
-          <w:color w:val="000000"/>
-          <w:sz w:val="24"/>
-        </w:rPr>
-        <w:hyperlink r:id="rId17" w:history="1">
-          <w:r>
-            <w:rPr>
-              <w:rStyle w:val="Hyperlink"/>
-            </w:rPr>
-            <w:t xml:space="preserve">int </w:t>
-          </w:r>
-        </w:hyperlink>
+        <w:t xml:space="preserve"> over op Saba, Sint </w:t>
       </w:r>
       <w:r>
         <w:rPr>
@@ -3258,7 +3035,6 @@
       </w:r>
       <w:r>
         <w:rPr>
-          <w:u w:val="single" w:color="0000ff"/>
           <w:rFonts w:ascii="Charis SIL Regular" w:hAnsi="Charis SIL Regular" w:eastAsia="Charis SIL Regular"/>
           <w:b w:val="0"/>
           <w:i w:val="0"/>
@@ -3916,14 +3692,7 @@
           <w:sz w:val="24"/>
           <w:u w:val="single"/>
         </w:rPr>
-        <w:hyperlink r:id="rId23" w:history="1">
-          <w:r>
-            <w:rPr>
-              <w:rStyle w:val="Hyperlink"/>
-            </w:rPr>
-            <w:t>Inv</w:t>
-          </w:r>
-        </w:hyperlink>
+        <w:t>Inv</w:t>
       </w:r>
       <w:r>
         <w:rPr>
@@ -3934,7 +3703,7 @@
           <w:sz w:val="24"/>
           <w:u w:val="single"/>
         </w:rPr>
-        <w:hyperlink r:id="rId23" w:history="1">
+        <w:hyperlink r:id="rId22" w:history="1">
           <w:r>
             <w:rPr>
               <w:rStyle w:val="Hyperlink"/>
@@ -4039,7 +3808,7 @@
           <w:sz w:val="24"/>
           <w:u w:val="single"/>
         </w:rPr>
-        <w:hyperlink r:id="rId22" w:history="1">
+        <w:hyperlink r:id="rId23" w:history="1">
           <w:r>
             <w:rPr>
               <w:rStyle w:val="Hyperlink"/>
@@ -4057,7 +3826,7 @@
           <w:sz w:val="24"/>
           <w:u w:val="single"/>
         </w:rPr>
-        <w:hyperlink r:id="rId22" w:history="1">
+        <w:hyperlink r:id="rId23" w:history="1">
           <w:r>
             <w:rPr>
               <w:rStyle w:val="Hyperlink"/>
@@ -4075,7 +3844,7 @@
           <w:sz w:val="24"/>
           <w:u w:val="single"/>
         </w:rPr>
-        <w:hyperlink r:id="rId22" w:history="1">
+        <w:hyperlink r:id="rId23" w:history="1">
           <w:r>
             <w:rPr>
               <w:rStyle w:val="Hyperlink"/>
@@ -4104,7 +3873,7 @@
           <w:sz w:val="24"/>
           <w:u w:val="single"/>
         </w:rPr>
-        <w:hyperlink r:id="rId22" w:history="1">
+        <w:hyperlink r:id="rId23" w:history="1">
           <w:r>
             <w:rPr>
               <w:rStyle w:val="Hyperlink"/>
@@ -4122,7 +3891,7 @@
           <w:sz w:val="24"/>
           <w:u w:val="single"/>
         </w:rPr>
-        <w:hyperlink r:id="rId22" w:history="1">
+        <w:hyperlink r:id="rId23" w:history="1">
           <w:r>
             <w:rPr>
               <w:rStyle w:val="Hyperlink"/>
@@ -4151,7 +3920,7 @@
           <w:sz w:val="24"/>
           <w:u w:val="single"/>
         </w:rPr>
-        <w:hyperlink r:id="rId22" w:history="1">
+        <w:hyperlink r:id="rId23" w:history="1">
           <w:r>
             <w:rPr>
               <w:rStyle w:val="Hyperlink"/>
@@ -4180,7 +3949,7 @@
           <w:sz w:val="24"/>
           <w:u w:val="single"/>
         </w:rPr>
-        <w:hyperlink r:id="rId22" w:history="1">
+        <w:hyperlink r:id="rId23" w:history="1">
           <w:r>
             <w:rPr>
               <w:rStyle w:val="Hyperlink"/>
@@ -4198,7 +3967,7 @@
           <w:sz w:val="24"/>
           <w:u w:val="single"/>
         </w:rPr>
-        <w:hyperlink r:id="rId22" w:history="1">
+        <w:hyperlink r:id="rId23" w:history="1">
           <w:r>
             <w:rPr>
               <w:rStyle w:val="Hyperlink"/>
@@ -4216,7 +3985,7 @@
           <w:sz w:val="24"/>
           <w:u w:val="single"/>
         </w:rPr>
-        <w:hyperlink r:id="rId22" w:history="1">
+        <w:hyperlink r:id="rId23" w:history="1">
           <w:r>
             <w:rPr>
               <w:rStyle w:val="Hyperlink"/>
@@ -4245,7 +4014,7 @@
           <w:sz w:val="24"/>
           <w:u w:val="single"/>
         </w:rPr>
-        <w:hyperlink r:id="rId22" w:history="1">
+        <w:hyperlink r:id="rId23" w:history="1">
           <w:r>
             <w:rPr>
               <w:rStyle w:val="Hyperlink"/>
@@ -4263,7 +4032,7 @@
           <w:sz w:val="24"/>
           <w:u w:val="single"/>
         </w:rPr>
-        <w:hyperlink r:id="rId22" w:history="1">
+        <w:hyperlink r:id="rId23" w:history="1">
           <w:r>
             <w:rPr>
               <w:rStyle w:val="Hyperlink"/>
@@ -4292,7 +4061,7 @@
           <w:sz w:val="24"/>
           <w:u w:val="single"/>
         </w:rPr>
-        <w:hyperlink r:id="rId22" w:history="1">
+        <w:hyperlink r:id="rId23" w:history="1">
           <w:r>
             <w:rPr>
               <w:rStyle w:val="Hyperlink"/>
@@ -4310,7 +4079,7 @@
           <w:sz w:val="24"/>
           <w:u w:val="single"/>
         </w:rPr>
-        <w:hyperlink r:id="rId22" w:history="1">
+        <w:hyperlink r:id="rId23" w:history="1">
           <w:r>
             <w:rPr>
               <w:rStyle w:val="Hyperlink"/>
@@ -4339,7 +4108,7 @@
           <w:sz w:val="24"/>
           <w:u w:val="single"/>
         </w:rPr>
-        <w:hyperlink r:id="rId22" w:history="1">
+        <w:hyperlink r:id="rId23" w:history="1">
           <w:r>
             <w:rPr>
               <w:rStyle w:val="Hyperlink"/>
@@ -4357,7 +4126,7 @@
           <w:sz w:val="24"/>
           <w:u w:val="single"/>
         </w:rPr>
-        <w:hyperlink r:id="rId22" w:history="1">
+        <w:hyperlink r:id="rId23" w:history="1">
           <w:r>
             <w:rPr>
               <w:rStyle w:val="Hyperlink"/>
@@ -4368,7 +4137,6 @@
       </w:r>
       <w:r>
         <w:rPr>
-          <w:u w:val="single" w:color="0000ff"/>
           <w:rFonts w:ascii="Charis SIL Regular" w:hAnsi="Charis SIL Regular" w:eastAsia="Charis SIL Regular"/>
           <w:b w:val="0"/>
           <w:i w:val="0"/>
@@ -4386,7 +4154,7 @@
           <w:sz w:val="24"/>
           <w:u w:val="single"/>
         </w:rPr>
-        <w:hyperlink r:id="rId22" w:history="1">
+        <w:hyperlink r:id="rId24" w:history="1">
           <w:r>
             <w:rPr>
               <w:rStyle w:val="Hyperlink"/>
@@ -4451,7 +4219,7 @@
           <w:sz w:val="24"/>
           <w:u w:val="single"/>
         </w:rPr>
-        <w:hyperlink r:id="rId23" w:history="1">
+        <w:hyperlink r:id="rId24" w:history="1">
           <w:r>
             <w:rPr>
               <w:rStyle w:val="Hyperlink"/>
@@ -4480,7 +4248,7 @@
           <w:sz w:val="24"/>
           <w:u w:val="single"/>
         </w:rPr>
-        <w:hyperlink r:id="rId23" w:history="1">
+        <w:hyperlink r:id="rId24" w:history="1">
           <w:r>
             <w:rPr>
               <w:rStyle w:val="Hyperlink"/>
@@ -4697,7 +4465,7 @@
           <w:sz w:val="24"/>
           <w:u w:val="single"/>
         </w:rPr>
-        <w:hyperlink r:id="rId24" w:history="1">
+        <w:hyperlink r:id="rId23" w:history="1">
           <w:r>
             <w:rPr>
               <w:rStyle w:val="Hyperlink"/>
@@ -4715,7 +4483,7 @@
           <w:sz w:val="24"/>
           <w:u w:val="single"/>
         </w:rPr>
-        <w:hyperlink r:id="rId24" w:history="1">
+        <w:hyperlink r:id="rId23" w:history="1">
           <w:r>
             <w:rPr>
               <w:rStyle w:val="Hyperlink"/>
@@ -4733,7 +4501,7 @@
           <w:sz w:val="24"/>
           <w:u w:val="single"/>
         </w:rPr>
-        <w:hyperlink r:id="rId24" w:history="1">
+        <w:hyperlink r:id="rId23" w:history="1">
           <w:r>
             <w:rPr>
               <w:rStyle w:val="Hyperlink"/>
@@ -4762,7 +4530,7 @@
           <w:sz w:val="24"/>
           <w:u w:val="single"/>
         </w:rPr>
-        <w:hyperlink r:id="rId24" w:history="1">
+        <w:hyperlink r:id="rId23" w:history="1">
           <w:r>
             <w:rPr>
               <w:rStyle w:val="Hyperlink"/>
@@ -4780,7 +4548,7 @@
           <w:sz w:val="24"/>
           <w:u w:val="single"/>
         </w:rPr>
-        <w:hyperlink r:id="rId24" w:history="1">
+        <w:hyperlink r:id="rId23" w:history="1">
           <w:r>
             <w:rPr>
               <w:rStyle w:val="Hyperlink"/>
@@ -4798,7 +4566,7 @@
           <w:sz w:val="24"/>
           <w:u w:val="single"/>
         </w:rPr>
-        <w:hyperlink r:id="rId24" w:history="1">
+        <w:hyperlink r:id="rId23" w:history="1">
           <w:r>
             <w:rPr>
               <w:rStyle w:val="Hyperlink"/>

--- a/EXPORTS/DOCX/published/niveau2/Dutch/SabaStEustatiusStMaarten.docx
+++ b/EXPORTS/DOCX/published/niveau2/Dutch/SabaStEustatiusStMaarten.docx
@@ -1202,7 +1202,25 @@
           <w:color w:val="000000"/>
           <w:sz w:val="24"/>
         </w:rPr>
-        <w:t xml:space="preserve"> kwamen de eilanden onder de naam Sint Eustatius en onderhori</w:t>
+        <w:t xml:space="preserve"> kwamen de eilanden onder de naam Sint Eustatius en o</w:t>
+      </w:r>
+      <w:r>
+        <w:rPr>
+          <w:u w:val="single" w:color="0000ff"/>
+          <w:rFonts w:ascii="Charis SIL Regular" w:hAnsi="Charis SIL Regular" w:eastAsia="Charis SIL Regular"/>
+          <w:b w:val="0"/>
+          <w:i w:val="0"/>
+          <w:color w:val="000000"/>
+          <w:sz w:val="24"/>
+        </w:rPr>
+        <w:hyperlink r:id="rId14" w:history="1">
+          <w:r>
+            <w:rPr>
+              <w:rStyle w:val="Hyperlink"/>
+            </w:rPr>
+            <w:t>nderhori</w:t>
+          </w:r>
+        </w:hyperlink>
       </w:r>
       <w:r>
         <w:rPr>
@@ -1734,7 +1752,7 @@
           <w:sz w:val="24"/>
           <w:u w:val="single"/>
         </w:rPr>
-        <w:t>en en soldaten bij he</w:t>
+        <w:t>en</w:t>
       </w:r>
       <w:r>
         <w:rPr>
@@ -1743,8 +1761,125 @@
           <w:i w:val="0"/>
           <w:color w:val="0000FF"/>
           <w:sz w:val="24"/>
-        </w:rPr>
-        <w:t xml:space="preserve">t </w:t>
+          <w:u w:val="single"/>
+        </w:rPr>
+        <w:t xml:space="preserve"> </w:t>
+      </w:r>
+      <w:r>
+        <w:rPr>
+          <w:rFonts w:ascii="Charis SIL Regular" w:hAnsi="Charis SIL Regular" w:eastAsia="Charis SIL Regular"/>
+          <w:b w:val="0"/>
+          <w:i w:val="0"/>
+          <w:color w:val="0000FF"/>
+          <w:sz w:val="24"/>
+          <w:u w:val="single"/>
+        </w:rPr>
+        <w:hyperlink r:id="rId17" w:history="1">
+          <w:r>
+            <w:rPr>
+              <w:rStyle w:val="Hyperlink"/>
+            </w:rPr>
+            <w:t>en</w:t>
+          </w:r>
+        </w:hyperlink>
+      </w:r>
+      <w:r>
+        <w:rPr>
+          <w:rFonts w:ascii="Charis SIL Regular" w:hAnsi="Charis SIL Regular" w:eastAsia="Charis SIL Regular"/>
+          <w:b w:val="0"/>
+          <w:i w:val="0"/>
+          <w:color w:val="0000FF"/>
+          <w:sz w:val="24"/>
+          <w:u w:val="single"/>
+        </w:rPr>
+        <w:t xml:space="preserve"> </w:t>
+      </w:r>
+      <w:r>
+        <w:rPr>
+          <w:rFonts w:ascii="Charis SIL Regular" w:hAnsi="Charis SIL Regular" w:eastAsia="Charis SIL Regular"/>
+          <w:b w:val="0"/>
+          <w:i w:val="0"/>
+          <w:color w:val="0000FF"/>
+          <w:sz w:val="24"/>
+          <w:u w:val="single"/>
+        </w:rPr>
+        <w:hyperlink r:id="rId17" w:history="1">
+          <w:r>
+            <w:rPr>
+              <w:rStyle w:val="Hyperlink"/>
+            </w:rPr>
+            <w:t>soldaten</w:t>
+          </w:r>
+        </w:hyperlink>
+      </w:r>
+      <w:r>
+        <w:rPr>
+          <w:rFonts w:ascii="Charis SIL Regular" w:hAnsi="Charis SIL Regular" w:eastAsia="Charis SIL Regular"/>
+          <w:b w:val="0"/>
+          <w:i w:val="0"/>
+          <w:color w:val="0000FF"/>
+          <w:sz w:val="24"/>
+          <w:u w:val="single"/>
+        </w:rPr>
+        <w:t xml:space="preserve"> </w:t>
+      </w:r>
+      <w:r>
+        <w:rPr>
+          <w:rFonts w:ascii="Charis SIL Regular" w:hAnsi="Charis SIL Regular" w:eastAsia="Charis SIL Regular"/>
+          <w:b w:val="0"/>
+          <w:i w:val="0"/>
+          <w:color w:val="0000FF"/>
+          <w:sz w:val="24"/>
+          <w:u w:val="single"/>
+        </w:rPr>
+        <w:hyperlink r:id="rId17" w:history="1">
+          <w:r>
+            <w:rPr>
+              <w:rStyle w:val="Hyperlink"/>
+            </w:rPr>
+            <w:t>bij</w:t>
+          </w:r>
+        </w:hyperlink>
+      </w:r>
+      <w:r>
+        <w:rPr>
+          <w:rFonts w:ascii="Charis SIL Regular" w:hAnsi="Charis SIL Regular" w:eastAsia="Charis SIL Regular"/>
+          <w:b w:val="0"/>
+          <w:i w:val="0"/>
+          <w:color w:val="0000FF"/>
+          <w:sz w:val="24"/>
+          <w:u w:val="single"/>
+        </w:rPr>
+        <w:t xml:space="preserve"> </w:t>
+      </w:r>
+      <w:r>
+        <w:rPr>
+          <w:rFonts w:ascii="Charis SIL Regular" w:hAnsi="Charis SIL Regular" w:eastAsia="Charis SIL Regular"/>
+          <w:b w:val="0"/>
+          <w:i w:val="0"/>
+          <w:color w:val="0000FF"/>
+          <w:sz w:val="24"/>
+          <w:u w:val="single"/>
+        </w:rPr>
+        <w:hyperlink r:id="rId17" w:history="1">
+          <w:r>
+            <w:rPr>
+              <w:rStyle w:val="Hyperlink"/>
+            </w:rPr>
+            <w:t>het</w:t>
+          </w:r>
+        </w:hyperlink>
+      </w:r>
+      <w:r>
+        <w:rPr>
+          <w:rFonts w:ascii="Charis SIL Regular" w:hAnsi="Charis SIL Regular" w:eastAsia="Charis SIL Regular"/>
+          <w:b w:val="0"/>
+          <w:i w:val="0"/>
+          <w:color w:val="0000FF"/>
+          <w:sz w:val="24"/>
+          <w:u w:val="single"/>
+        </w:rPr>
+        <w:t xml:space="preserve"> </w:t>
       </w:r>
       <w:r>
         <w:rPr>
@@ -1865,9 +2000,19 @@
             <w:rPr>
               <w:rStyle w:val="Hyperlink"/>
             </w:rPr>
-            <w:t>1815-1950</w:t>
+            <w:t>1815-19</w:t>
           </w:r>
         </w:hyperlink>
+      </w:r>
+      <w:r>
+        <w:rPr>
+          <w:rFonts w:ascii="Charis SIL Regular" w:hAnsi="Charis SIL Regular" w:eastAsia="Charis SIL Regular"/>
+          <w:b w:val="0"/>
+          <w:i w:val="0"/>
+          <w:color w:val="0000FF"/>
+          <w:sz w:val="24"/>
+        </w:rPr>
+        <w:t>50</w:t>
       </w:r>
       <w:r>
         <w:rPr>
@@ -1916,7 +2061,97 @@
           <w:color w:val="000000"/>
           <w:sz w:val="24"/>
         </w:rPr>
-        <w:t xml:space="preserve"> over op Saba, Sint </w:t>
+        <w:t xml:space="preserve"> </w:t>
+      </w:r>
+      <w:r>
+        <w:rPr>
+          <w:u w:val="single" w:color="0000ff"/>
+          <w:rFonts w:ascii="Charis SIL Regular" w:hAnsi="Charis SIL Regular" w:eastAsia="Charis SIL Regular"/>
+          <w:b w:val="0"/>
+          <w:i w:val="0"/>
+          <w:color w:val="000000"/>
+          <w:sz w:val="24"/>
+        </w:rPr>
+        <w:hyperlink r:id="rId17" w:history="1">
+          <w:r>
+            <w:rPr>
+              <w:rStyle w:val="Hyperlink"/>
+            </w:rPr>
+            <w:t>ov</w:t>
+          </w:r>
+        </w:hyperlink>
+      </w:r>
+      <w:r>
+        <w:rPr>
+          <w:u w:val="single" w:color="0000ff"/>
+          <w:rFonts w:ascii="Charis SIL Regular" w:hAnsi="Charis SIL Regular" w:eastAsia="Charis SIL Regular"/>
+          <w:b w:val="0"/>
+          <w:i w:val="0"/>
+          <w:color w:val="000000"/>
+          <w:sz w:val="24"/>
+        </w:rPr>
+        <w:hyperlink r:id="rId17" w:history="1">
+          <w:r>
+            <w:rPr>
+              <w:rStyle w:val="Hyperlink"/>
+            </w:rPr>
+            <w:t>e</w:t>
+          </w:r>
+        </w:hyperlink>
+      </w:r>
+      <w:r>
+        <w:rPr>
+          <w:u w:val="single" w:color="0000ff"/>
+          <w:rFonts w:ascii="Charis SIL Regular" w:hAnsi="Charis SIL Regular" w:eastAsia="Charis SIL Regular"/>
+          <w:b w:val="0"/>
+          <w:i w:val="0"/>
+          <w:color w:val="000000"/>
+          <w:sz w:val="24"/>
+        </w:rPr>
+        <w:hyperlink r:id="rId17" w:history="1">
+          <w:r>
+            <w:rPr>
+              <w:rStyle w:val="Hyperlink"/>
+            </w:rPr>
+            <w:t>r op Sab</w:t>
+          </w:r>
+        </w:hyperlink>
+      </w:r>
+      <w:r>
+        <w:rPr>
+          <w:u w:val="single" w:color="0000ff"/>
+          <w:rFonts w:ascii="Charis SIL Regular" w:hAnsi="Charis SIL Regular" w:eastAsia="Charis SIL Regular"/>
+          <w:b w:val="0"/>
+          <w:i w:val="0"/>
+          <w:color w:val="000000"/>
+          <w:sz w:val="24"/>
+        </w:rPr>
+        <w:hyperlink r:id="rId17" w:history="1">
+          <w:r>
+            <w:rPr>
+              <w:rStyle w:val="Hyperlink"/>
+            </w:rPr>
+            <w:t>a, S</w:t>
+          </w:r>
+        </w:hyperlink>
+      </w:r>
+      <w:r>
+        <w:rPr>
+          <w:u w:val="single" w:color="0000ff"/>
+          <w:rFonts w:ascii="Charis SIL Regular" w:hAnsi="Charis SIL Regular" w:eastAsia="Charis SIL Regular"/>
+          <w:b w:val="0"/>
+          <w:i w:val="0"/>
+          <w:color w:val="000000"/>
+          <w:sz w:val="24"/>
+        </w:rPr>
+        <w:hyperlink r:id="rId17" w:history="1">
+          <w:r>
+            <w:rPr>
+              <w:rStyle w:val="Hyperlink"/>
+            </w:rPr>
+            <w:t xml:space="preserve">int </w:t>
+          </w:r>
+        </w:hyperlink>
       </w:r>
       <w:r>
         <w:rPr>
@@ -3035,6 +3270,7 @@
       </w:r>
       <w:r>
         <w:rPr>
+          <w:u w:val="single" w:color="0000ff"/>
           <w:rFonts w:ascii="Charis SIL Regular" w:hAnsi="Charis SIL Regular" w:eastAsia="Charis SIL Regular"/>
           <w:b w:val="0"/>
           <w:i w:val="0"/>
@@ -3732,6 +3968,147 @@
           <w:sz w:val="24"/>
           <w:u w:val="single"/>
         </w:rPr>
+        <w:hyperlink r:id="rId22" w:history="1">
+          <w:r>
+            <w:rPr>
+              <w:rStyle w:val="Hyperlink"/>
+            </w:rPr>
+            <w:t>va</w:t>
+          </w:r>
+        </w:hyperlink>
+      </w:r>
+      <w:r>
+        <w:rPr>
+          <w:rFonts w:ascii="Charis SIL Regular" w:hAnsi="Charis SIL Regular" w:eastAsia="Charis SIL Regular"/>
+          <w:b w:val="0"/>
+          <w:i w:val="0"/>
+          <w:color w:val="0000FF"/>
+          <w:sz w:val="24"/>
+          <w:u w:val="single"/>
+        </w:rPr>
+        <w:hyperlink r:id="rId22" w:history="1">
+          <w:r>
+            <w:rPr>
+              <w:rStyle w:val="Hyperlink"/>
+            </w:rPr>
+            <w:t>n</w:t>
+          </w:r>
+        </w:hyperlink>
+      </w:r>
+      <w:r>
+        <w:rPr>
+          <w:rFonts w:ascii="Charis SIL Regular" w:hAnsi="Charis SIL Regular" w:eastAsia="Charis SIL Regular"/>
+          <w:b w:val="0"/>
+          <w:i w:val="0"/>
+          <w:color w:val="0000FF"/>
+          <w:sz w:val="24"/>
+          <w:u w:val="single"/>
+        </w:rPr>
+        <w:t xml:space="preserve"> </w:t>
+      </w:r>
+      <w:r>
+        <w:rPr>
+          <w:rFonts w:ascii="Charis SIL Regular" w:hAnsi="Charis SIL Regular" w:eastAsia="Charis SIL Regular"/>
+          <w:b w:val="0"/>
+          <w:i w:val="0"/>
+          <w:color w:val="0000FF"/>
+          <w:sz w:val="24"/>
+          <w:u w:val="single"/>
+        </w:rPr>
+        <w:hyperlink r:id="rId22" w:history="1">
+          <w:r>
+            <w:rPr>
+              <w:rStyle w:val="Hyperlink"/>
+            </w:rPr>
+            <w:t>de</w:t>
+          </w:r>
+        </w:hyperlink>
+      </w:r>
+      <w:r>
+        <w:rPr>
+          <w:rFonts w:ascii="Charis SIL Regular" w:hAnsi="Charis SIL Regular" w:eastAsia="Charis SIL Regular"/>
+          <w:b w:val="0"/>
+          <w:i w:val="0"/>
+          <w:color w:val="0000FF"/>
+          <w:sz w:val="24"/>
+          <w:u w:val="single"/>
+        </w:rPr>
+        <w:t xml:space="preserve"> </w:t>
+      </w:r>
+      <w:r>
+        <w:rPr>
+          <w:rFonts w:ascii="Charis SIL Regular" w:hAnsi="Charis SIL Regular" w:eastAsia="Charis SIL Regular"/>
+          <w:b w:val="0"/>
+          <w:i w:val="0"/>
+          <w:color w:val="0000FF"/>
+          <w:sz w:val="24"/>
+          <w:u w:val="single"/>
+        </w:rPr>
+        <w:hyperlink r:id="rId23" w:history="1">
+          <w:r>
+            <w:rPr>
+              <w:rStyle w:val="Hyperlink"/>
+            </w:rPr>
+            <w:t>ar</w:t>
+          </w:r>
+        </w:hyperlink>
+      </w:r>
+      <w:r>
+        <w:rPr>
+          <w:rFonts w:ascii="Charis SIL Regular" w:hAnsi="Charis SIL Regular" w:eastAsia="Charis SIL Regular"/>
+          <w:b w:val="0"/>
+          <w:i w:val="0"/>
+          <w:color w:val="0000FF"/>
+          <w:sz w:val="24"/>
+          <w:u w:val="single"/>
+        </w:rPr>
+        <w:hyperlink r:id="rId23" w:history="1">
+          <w:r>
+            <w:rPr>
+              <w:rStyle w:val="Hyperlink"/>
+            </w:rPr>
+            <w:t>c</w:t>
+          </w:r>
+        </w:hyperlink>
+      </w:r>
+      <w:r>
+        <w:rPr>
+          <w:rFonts w:ascii="Charis SIL Regular" w:hAnsi="Charis SIL Regular" w:eastAsia="Charis SIL Regular"/>
+          <w:b w:val="0"/>
+          <w:i w:val="0"/>
+          <w:color w:val="0000FF"/>
+          <w:sz w:val="24"/>
+          <w:u w:val="single"/>
+        </w:rPr>
+        <w:hyperlink r:id="rId23" w:history="1">
+          <w:r>
+            <w:rPr>
+              <w:rStyle w:val="Hyperlink"/>
+            </w:rPr>
+            <w:t>hieven</w:t>
+          </w:r>
+        </w:hyperlink>
+      </w:r>
+      <w:r>
+        <w:rPr>
+          <w:rFonts w:ascii="Charis SIL Regular" w:hAnsi="Charis SIL Regular" w:eastAsia="Charis SIL Regular"/>
+          <w:b w:val="0"/>
+          <w:i w:val="0"/>
+          <w:color w:val="0000FF"/>
+          <w:sz w:val="24"/>
+          <w:u w:val="single"/>
+        </w:rPr>
+        <w:t xml:space="preserve"> </w:t>
+      </w:r>
+      <w:r>
+        <w:rPr>
+          <w:rFonts w:ascii="Charis SIL Regular" w:hAnsi="Charis SIL Regular" w:eastAsia="Charis SIL Regular"/>
+          <w:b w:val="0"/>
+          <w:i w:val="0"/>
+          <w:color w:val="0000FF"/>
+          <w:sz w:val="24"/>
+          <w:u w:val="single"/>
+        </w:rPr>
         <w:hyperlink r:id="rId23" w:history="1">
           <w:r>
             <w:rPr>
@@ -3784,147 +4161,6 @@
             <w:rPr>
               <w:rStyle w:val="Hyperlink"/>
             </w:rPr>
-            <w:t>de</w:t>
-          </w:r>
-        </w:hyperlink>
-      </w:r>
-      <w:r>
-        <w:rPr>
-          <w:rFonts w:ascii="Charis SIL Regular" w:hAnsi="Charis SIL Regular" w:eastAsia="Charis SIL Regular"/>
-          <w:b w:val="0"/>
-          <w:i w:val="0"/>
-          <w:color w:val="0000FF"/>
-          <w:sz w:val="24"/>
-          <w:u w:val="single"/>
-        </w:rPr>
-        <w:t xml:space="preserve"> </w:t>
-      </w:r>
-      <w:r>
-        <w:rPr>
-          <w:rFonts w:ascii="Charis SIL Regular" w:hAnsi="Charis SIL Regular" w:eastAsia="Charis SIL Regular"/>
-          <w:b w:val="0"/>
-          <w:i w:val="0"/>
-          <w:color w:val="0000FF"/>
-          <w:sz w:val="24"/>
-          <w:u w:val="single"/>
-        </w:rPr>
-        <w:hyperlink r:id="rId23" w:history="1">
-          <w:r>
-            <w:rPr>
-              <w:rStyle w:val="Hyperlink"/>
-            </w:rPr>
-            <w:t>ar</w:t>
-          </w:r>
-        </w:hyperlink>
-      </w:r>
-      <w:r>
-        <w:rPr>
-          <w:rFonts w:ascii="Charis SIL Regular" w:hAnsi="Charis SIL Regular" w:eastAsia="Charis SIL Regular"/>
-          <w:b w:val="0"/>
-          <w:i w:val="0"/>
-          <w:color w:val="0000FF"/>
-          <w:sz w:val="24"/>
-          <w:u w:val="single"/>
-        </w:rPr>
-        <w:hyperlink r:id="rId23" w:history="1">
-          <w:r>
-            <w:rPr>
-              <w:rStyle w:val="Hyperlink"/>
-            </w:rPr>
-            <w:t>c</w:t>
-          </w:r>
-        </w:hyperlink>
-      </w:r>
-      <w:r>
-        <w:rPr>
-          <w:rFonts w:ascii="Charis SIL Regular" w:hAnsi="Charis SIL Regular" w:eastAsia="Charis SIL Regular"/>
-          <w:b w:val="0"/>
-          <w:i w:val="0"/>
-          <w:color w:val="0000FF"/>
-          <w:sz w:val="24"/>
-          <w:u w:val="single"/>
-        </w:rPr>
-        <w:hyperlink r:id="rId23" w:history="1">
-          <w:r>
-            <w:rPr>
-              <w:rStyle w:val="Hyperlink"/>
-            </w:rPr>
-            <w:t>hieven</w:t>
-          </w:r>
-        </w:hyperlink>
-      </w:r>
-      <w:r>
-        <w:rPr>
-          <w:rFonts w:ascii="Charis SIL Regular" w:hAnsi="Charis SIL Regular" w:eastAsia="Charis SIL Regular"/>
-          <w:b w:val="0"/>
-          <w:i w:val="0"/>
-          <w:color w:val="0000FF"/>
-          <w:sz w:val="24"/>
-          <w:u w:val="single"/>
-        </w:rPr>
-        <w:t xml:space="preserve"> </w:t>
-      </w:r>
-      <w:r>
-        <w:rPr>
-          <w:rFonts w:ascii="Charis SIL Regular" w:hAnsi="Charis SIL Regular" w:eastAsia="Charis SIL Regular"/>
-          <w:b w:val="0"/>
-          <w:i w:val="0"/>
-          <w:color w:val="0000FF"/>
-          <w:sz w:val="24"/>
-          <w:u w:val="single"/>
-        </w:rPr>
-        <w:hyperlink r:id="rId23" w:history="1">
-          <w:r>
-            <w:rPr>
-              <w:rStyle w:val="Hyperlink"/>
-            </w:rPr>
-            <w:t>va</w:t>
-          </w:r>
-        </w:hyperlink>
-      </w:r>
-      <w:r>
-        <w:rPr>
-          <w:rFonts w:ascii="Charis SIL Regular" w:hAnsi="Charis SIL Regular" w:eastAsia="Charis SIL Regular"/>
-          <w:b w:val="0"/>
-          <w:i w:val="0"/>
-          <w:color w:val="0000FF"/>
-          <w:sz w:val="24"/>
-          <w:u w:val="single"/>
-        </w:rPr>
-        <w:hyperlink r:id="rId23" w:history="1">
-          <w:r>
-            <w:rPr>
-              <w:rStyle w:val="Hyperlink"/>
-            </w:rPr>
-            <w:t>n</w:t>
-          </w:r>
-        </w:hyperlink>
-      </w:r>
-      <w:r>
-        <w:rPr>
-          <w:rFonts w:ascii="Charis SIL Regular" w:hAnsi="Charis SIL Regular" w:eastAsia="Charis SIL Regular"/>
-          <w:b w:val="0"/>
-          <w:i w:val="0"/>
-          <w:color w:val="0000FF"/>
-          <w:sz w:val="24"/>
-          <w:u w:val="single"/>
-        </w:rPr>
-        <w:t xml:space="preserve"> </w:t>
-      </w:r>
-      <w:r>
-        <w:rPr>
-          <w:rFonts w:ascii="Charis SIL Regular" w:hAnsi="Charis SIL Regular" w:eastAsia="Charis SIL Regular"/>
-          <w:b w:val="0"/>
-          <w:i w:val="0"/>
-          <w:color w:val="0000FF"/>
-          <w:sz w:val="24"/>
-          <w:u w:val="single"/>
-        </w:rPr>
-        <w:hyperlink r:id="rId23" w:history="1">
-          <w:r>
-            <w:rPr>
-              <w:rStyle w:val="Hyperlink"/>
-            </w:rPr>
             <w:t>St.</w:t>
           </w:r>
         </w:hyperlink>
@@ -4137,6 +4373,7 @@
       </w:r>
       <w:r>
         <w:rPr>
+          <w:u w:val="single" w:color="0000ff"/>
           <w:rFonts w:ascii="Charis SIL Regular" w:hAnsi="Charis SIL Regular" w:eastAsia="Charis SIL Regular"/>
           <w:b w:val="0"/>
           <w:i w:val="0"/>
@@ -4217,168 +4454,8 @@
           <w:i w:val="0"/>
           <w:color w:val="0000FF"/>
           <w:sz w:val="24"/>
-          <w:u w:val="single"/>
-        </w:rPr>
-        <w:hyperlink r:id="rId24" w:history="1">
-          <w:r>
-            <w:rPr>
-              <w:rStyle w:val="Hyperlink"/>
-            </w:rPr>
-            <w:t>de</w:t>
-          </w:r>
-        </w:hyperlink>
-      </w:r>
-      <w:r>
-        <w:rPr>
-          <w:rFonts w:ascii="Charis SIL Regular" w:hAnsi="Charis SIL Regular" w:eastAsia="Charis SIL Regular"/>
-          <w:b w:val="0"/>
-          <w:i w:val="0"/>
-          <w:color w:val="0000FF"/>
-          <w:sz w:val="24"/>
-          <w:u w:val="single"/>
-        </w:rPr>
-        <w:t xml:space="preserve"> </w:t>
-      </w:r>
-      <w:r>
-        <w:rPr>
-          <w:rFonts w:ascii="Charis SIL Regular" w:hAnsi="Charis SIL Regular" w:eastAsia="Charis SIL Regular"/>
-          <w:b w:val="0"/>
-          <w:i w:val="0"/>
-          <w:color w:val="0000FF"/>
-          <w:sz w:val="24"/>
-          <w:u w:val="single"/>
-        </w:rPr>
-        <w:hyperlink r:id="rId24" w:history="1">
-          <w:r>
-            <w:rPr>
-              <w:rStyle w:val="Hyperlink"/>
-            </w:rPr>
-            <w:t>archiev</w:t>
-          </w:r>
-        </w:hyperlink>
-      </w:r>
-      <w:r>
-        <w:rPr>
-          <w:rFonts w:ascii="Charis SIL Regular" w:hAnsi="Charis SIL Regular" w:eastAsia="Charis SIL Regular"/>
-          <w:b w:val="0"/>
-          <w:i w:val="0"/>
-          <w:color w:val="0000FF"/>
-          <w:sz w:val="24"/>
-          <w:u w:val="single"/>
-        </w:rPr>
-        <w:hyperlink r:id="rId23" w:history="1">
-          <w:r>
-            <w:rPr>
-              <w:rStyle w:val="Hyperlink"/>
-            </w:rPr>
-            <w:t>en</w:t>
-          </w:r>
-        </w:hyperlink>
-      </w:r>
-      <w:r>
-        <w:rPr>
-          <w:rFonts w:ascii="Charis SIL Regular" w:hAnsi="Charis SIL Regular" w:eastAsia="Charis SIL Regular"/>
-          <w:b w:val="0"/>
-          <w:i w:val="0"/>
-          <w:color w:val="0000FF"/>
-          <w:sz w:val="24"/>
-          <w:u w:val="single"/>
-        </w:rPr>
-        <w:t xml:space="preserve"> </w:t>
-      </w:r>
-      <w:r>
-        <w:rPr>
-          <w:rFonts w:ascii="Charis SIL Regular" w:hAnsi="Charis SIL Regular" w:eastAsia="Charis SIL Regular"/>
-          <w:b w:val="0"/>
-          <w:i w:val="0"/>
-          <w:color w:val="0000FF"/>
-          <w:sz w:val="24"/>
-          <w:u w:val="single"/>
-        </w:rPr>
-        <w:hyperlink r:id="rId23" w:history="1">
-          <w:r>
-            <w:rPr>
-              <w:rStyle w:val="Hyperlink"/>
-            </w:rPr>
-            <w:t>v</w:t>
-          </w:r>
-        </w:hyperlink>
-      </w:r>
-      <w:r>
-        <w:rPr>
-          <w:rFonts w:ascii="Charis SIL Regular" w:hAnsi="Charis SIL Regular" w:eastAsia="Charis SIL Regular"/>
-          <w:b w:val="0"/>
-          <w:i w:val="0"/>
-          <w:color w:val="0000FF"/>
-          <w:sz w:val="24"/>
-          <w:u w:val="single"/>
-        </w:rPr>
-        <w:hyperlink r:id="rId23" w:history="1">
-          <w:r>
-            <w:rPr>
-              <w:rStyle w:val="Hyperlink"/>
-            </w:rPr>
-            <w:t>an</w:t>
-          </w:r>
-        </w:hyperlink>
-      </w:r>
-      <w:r>
-        <w:rPr>
-          <w:rFonts w:ascii="Charis SIL Regular" w:hAnsi="Charis SIL Regular" w:eastAsia="Charis SIL Regular"/>
-          <w:b w:val="0"/>
-          <w:i w:val="0"/>
-          <w:color w:val="0000FF"/>
-          <w:sz w:val="24"/>
-          <w:u w:val="single"/>
-        </w:rPr>
-        <w:t xml:space="preserve"> </w:t>
-      </w:r>
-      <w:r>
-        <w:rPr>
-          <w:rFonts w:ascii="Charis SIL Regular" w:hAnsi="Charis SIL Regular" w:eastAsia="Charis SIL Regular"/>
-          <w:b w:val="0"/>
-          <w:i w:val="0"/>
-          <w:color w:val="0000FF"/>
-          <w:sz w:val="24"/>
-          <w:u w:val="single"/>
-        </w:rPr>
-        <w:hyperlink r:id="rId23" w:history="1">
-          <w:r>
-            <w:rPr>
-              <w:rStyle w:val="Hyperlink"/>
-            </w:rPr>
-            <w:t>St.</w:t>
-          </w:r>
-        </w:hyperlink>
-      </w:r>
-      <w:r>
-        <w:rPr>
-          <w:rFonts w:ascii="Charis SIL Regular" w:hAnsi="Charis SIL Regular" w:eastAsia="Charis SIL Regular"/>
-          <w:b w:val="0"/>
-          <w:i w:val="0"/>
-          <w:color w:val="0000FF"/>
-          <w:sz w:val="24"/>
-          <w:u w:val="single"/>
-        </w:rPr>
-        <w:t xml:space="preserve"> </w:t>
-      </w:r>
-      <w:r>
-        <w:rPr>
-          <w:rFonts w:ascii="Charis SIL Regular" w:hAnsi="Charis SIL Regular" w:eastAsia="Charis SIL Regular"/>
-          <w:b w:val="0"/>
-          <w:i w:val="0"/>
-          <w:color w:val="0000FF"/>
-          <w:sz w:val="24"/>
-          <w:u w:val="single"/>
-        </w:rPr>
-        <w:hyperlink r:id="rId23" w:history="1">
-          <w:r>
-            <w:rPr>
-              <w:rStyle w:val="Hyperlink"/>
-            </w:rPr>
-            <w:t>Eustati</w:t>
-          </w:r>
-        </w:hyperlink>
+        </w:rPr>
+        <w:t>de archieven van St. Eustati</w:t>
       </w:r>
       <w:r>
         <w:rPr>

--- a/EXPORTS/DOCX/published/niveau2/Dutch/SabaStEustatiusStMaarten.docx
+++ b/EXPORTS/DOCX/published/niveau2/Dutch/SabaStEustatiusStMaarten.docx
@@ -1269,21 +1269,13 @@
       </w:r>
       <w:r>
         <w:rPr>
-          <w:u w:val="single" w:color="0000ff"/>
           <w:rFonts w:ascii="Charis SIL Regular" w:hAnsi="Charis SIL Regular" w:eastAsia="Charis SIL Regular"/>
           <w:b w:val="0"/>
           <w:i w:val="0"/>
           <w:color w:val="000000"/>
           <w:sz w:val="24"/>
         </w:rPr>
-        <w:hyperlink r:id="rId14" w:history="1">
-          <w:r>
-            <w:rPr>
-              <w:rStyle w:val="Hyperlink"/>
-            </w:rPr>
-            <w:t>onder h</w:t>
-          </w:r>
-        </w:hyperlink>
+        <w:t>onder h</w:t>
       </w:r>
       <w:r>
         <w:rPr>
@@ -1734,14 +1726,7 @@
           <w:sz w:val="24"/>
           <w:u w:val="single"/>
         </w:rPr>
-        <w:hyperlink r:id="rId17" w:history="1">
-          <w:r>
-            <w:rPr>
-              <w:rStyle w:val="Hyperlink"/>
-            </w:rPr>
-            <w:t>Onderofficier</w:t>
-          </w:r>
-        </w:hyperlink>
+        <w:t>Onderofficieren en soldaten bij het lege</w:t>
       </w:r>
       <w:r>
         <w:rPr>
@@ -1750,165 +1735,8 @@
           <w:i w:val="0"/>
           <w:color w:val="0000FF"/>
           <w:sz w:val="24"/>
-          <w:u w:val="single"/>
-        </w:rPr>
-        <w:t>en</w:t>
-      </w:r>
-      <w:r>
-        <w:rPr>
-          <w:rFonts w:ascii="Charis SIL Regular" w:hAnsi="Charis SIL Regular" w:eastAsia="Charis SIL Regular"/>
-          <w:b w:val="0"/>
-          <w:i w:val="0"/>
-          <w:color w:val="0000FF"/>
-          <w:sz w:val="24"/>
-          <w:u w:val="single"/>
-        </w:rPr>
-        <w:t xml:space="preserve"> </w:t>
-      </w:r>
-      <w:r>
-        <w:rPr>
-          <w:rFonts w:ascii="Charis SIL Regular" w:hAnsi="Charis SIL Regular" w:eastAsia="Charis SIL Regular"/>
-          <w:b w:val="0"/>
-          <w:i w:val="0"/>
-          <w:color w:val="0000FF"/>
-          <w:sz w:val="24"/>
-          <w:u w:val="single"/>
-        </w:rPr>
-        <w:hyperlink r:id="rId17" w:history="1">
-          <w:r>
-            <w:rPr>
-              <w:rStyle w:val="Hyperlink"/>
-            </w:rPr>
-            <w:t>en</w:t>
-          </w:r>
-        </w:hyperlink>
-      </w:r>
-      <w:r>
-        <w:rPr>
-          <w:rFonts w:ascii="Charis SIL Regular" w:hAnsi="Charis SIL Regular" w:eastAsia="Charis SIL Regular"/>
-          <w:b w:val="0"/>
-          <w:i w:val="0"/>
-          <w:color w:val="0000FF"/>
-          <w:sz w:val="24"/>
-          <w:u w:val="single"/>
-        </w:rPr>
-        <w:t xml:space="preserve"> </w:t>
-      </w:r>
-      <w:r>
-        <w:rPr>
-          <w:rFonts w:ascii="Charis SIL Regular" w:hAnsi="Charis SIL Regular" w:eastAsia="Charis SIL Regular"/>
-          <w:b w:val="0"/>
-          <w:i w:val="0"/>
-          <w:color w:val="0000FF"/>
-          <w:sz w:val="24"/>
-          <w:u w:val="single"/>
-        </w:rPr>
-        <w:hyperlink r:id="rId17" w:history="1">
-          <w:r>
-            <w:rPr>
-              <w:rStyle w:val="Hyperlink"/>
-            </w:rPr>
-            <w:t>soldaten</w:t>
-          </w:r>
-        </w:hyperlink>
-      </w:r>
-      <w:r>
-        <w:rPr>
-          <w:rFonts w:ascii="Charis SIL Regular" w:hAnsi="Charis SIL Regular" w:eastAsia="Charis SIL Regular"/>
-          <w:b w:val="0"/>
-          <w:i w:val="0"/>
-          <w:color w:val="0000FF"/>
-          <w:sz w:val="24"/>
-          <w:u w:val="single"/>
-        </w:rPr>
-        <w:t xml:space="preserve"> </w:t>
-      </w:r>
-      <w:r>
-        <w:rPr>
-          <w:rFonts w:ascii="Charis SIL Regular" w:hAnsi="Charis SIL Regular" w:eastAsia="Charis SIL Regular"/>
-          <w:b w:val="0"/>
-          <w:i w:val="0"/>
-          <w:color w:val="0000FF"/>
-          <w:sz w:val="24"/>
-          <w:u w:val="single"/>
-        </w:rPr>
-        <w:hyperlink r:id="rId17" w:history="1">
-          <w:r>
-            <w:rPr>
-              <w:rStyle w:val="Hyperlink"/>
-            </w:rPr>
-            <w:t>bij</w:t>
-          </w:r>
-        </w:hyperlink>
-      </w:r>
-      <w:r>
-        <w:rPr>
-          <w:rFonts w:ascii="Charis SIL Regular" w:hAnsi="Charis SIL Regular" w:eastAsia="Charis SIL Regular"/>
-          <w:b w:val="0"/>
-          <w:i w:val="0"/>
-          <w:color w:val="0000FF"/>
-          <w:sz w:val="24"/>
-          <w:u w:val="single"/>
-        </w:rPr>
-        <w:t xml:space="preserve"> </w:t>
-      </w:r>
-      <w:r>
-        <w:rPr>
-          <w:rFonts w:ascii="Charis SIL Regular" w:hAnsi="Charis SIL Regular" w:eastAsia="Charis SIL Regular"/>
-          <w:b w:val="0"/>
-          <w:i w:val="0"/>
-          <w:color w:val="0000FF"/>
-          <w:sz w:val="24"/>
-          <w:u w:val="single"/>
-        </w:rPr>
-        <w:hyperlink r:id="rId17" w:history="1">
-          <w:r>
-            <w:rPr>
-              <w:rStyle w:val="Hyperlink"/>
-            </w:rPr>
-            <w:t>het</w:t>
-          </w:r>
-        </w:hyperlink>
-      </w:r>
-      <w:r>
-        <w:rPr>
-          <w:rFonts w:ascii="Charis SIL Regular" w:hAnsi="Charis SIL Regular" w:eastAsia="Charis SIL Regular"/>
-          <w:b w:val="0"/>
-          <w:i w:val="0"/>
-          <w:color w:val="0000FF"/>
-          <w:sz w:val="24"/>
-          <w:u w:val="single"/>
-        </w:rPr>
-        <w:t xml:space="preserve"> </w:t>
-      </w:r>
-      <w:r>
-        <w:rPr>
-          <w:rFonts w:ascii="Charis SIL Regular" w:hAnsi="Charis SIL Regular" w:eastAsia="Charis SIL Regular"/>
-          <w:b w:val="0"/>
-          <w:i w:val="0"/>
-          <w:color w:val="0000FF"/>
-          <w:sz w:val="24"/>
-          <w:u w:val="single"/>
-        </w:rPr>
-        <w:hyperlink r:id="rId17" w:history="1">
-          <w:r>
-            <w:rPr>
-              <w:rStyle w:val="Hyperlink"/>
-            </w:rPr>
-            <w:t>leger</w:t>
-          </w:r>
-        </w:hyperlink>
-      </w:r>
-      <w:r>
-        <w:rPr>
-          <w:rFonts w:ascii="Charis SIL Regular" w:hAnsi="Charis SIL Regular" w:eastAsia="Charis SIL Regular"/>
-          <w:b w:val="0"/>
-          <w:i w:val="0"/>
-          <w:color w:val="0000FF"/>
-          <w:sz w:val="24"/>
-          <w:u w:val="single"/>
-        </w:rPr>
-        <w:t xml:space="preserve"> </w:t>
+        </w:rPr>
+        <w:t xml:space="preserve">r </w:t>
       </w:r>
       <w:r>
         <w:rPr>
@@ -2000,7 +1828,7 @@
             <w:rPr>
               <w:rStyle w:val="Hyperlink"/>
             </w:rPr>
-            <w:t>1815-19</w:t>
+            <w:t>1815-1950</w:t>
           </w:r>
         </w:hyperlink>
       </w:r>
@@ -2009,16 +1837,6 @@
           <w:rFonts w:ascii="Charis SIL Regular" w:hAnsi="Charis SIL Regular" w:eastAsia="Charis SIL Regular"/>
           <w:b w:val="0"/>
           <w:i w:val="0"/>
-          <w:color w:val="0000FF"/>
-          <w:sz w:val="24"/>
-        </w:rPr>
-        <w:t>50</w:t>
-      </w:r>
-      <w:r>
-        <w:rPr>
-          <w:rFonts w:ascii="Charis SIL Regular" w:hAnsi="Charis SIL Regular" w:eastAsia="Charis SIL Regular"/>
-          <w:b w:val="0"/>
-          <w:i w:val="0"/>
           <w:color w:val="000000"/>
           <w:sz w:val="24"/>
         </w:rPr>
@@ -2043,115 +1861,7 @@
           <w:color w:val="000000"/>
           <w:sz w:val="24"/>
         </w:rPr>
-        <w:hyperlink r:id="rId17" w:history="1">
-          <w:r>
-            <w:rPr>
-              <w:rStyle w:val="Hyperlink"/>
-            </w:rPr>
-            <w:t>rchiefmateriaal</w:t>
-          </w:r>
-        </w:hyperlink>
-      </w:r>
-      <w:r>
-        <w:rPr>
-          <w:u w:val="single" w:color="0000ff"/>
-          <w:rFonts w:ascii="Charis SIL Regular" w:hAnsi="Charis SIL Regular" w:eastAsia="Charis SIL Regular"/>
-          <w:b w:val="0"/>
-          <w:i w:val="0"/>
-          <w:color w:val="000000"/>
-          <w:sz w:val="24"/>
-        </w:rPr>
-        <w:t xml:space="preserve"> </w:t>
-      </w:r>
-      <w:r>
-        <w:rPr>
-          <w:u w:val="single" w:color="0000ff"/>
-          <w:rFonts w:ascii="Charis SIL Regular" w:hAnsi="Charis SIL Regular" w:eastAsia="Charis SIL Regular"/>
-          <w:b w:val="0"/>
-          <w:i w:val="0"/>
-          <w:color w:val="000000"/>
-          <w:sz w:val="24"/>
-        </w:rPr>
-        <w:hyperlink r:id="rId17" w:history="1">
-          <w:r>
-            <w:rPr>
-              <w:rStyle w:val="Hyperlink"/>
-            </w:rPr>
-            <w:t>ov</w:t>
-          </w:r>
-        </w:hyperlink>
-      </w:r>
-      <w:r>
-        <w:rPr>
-          <w:u w:val="single" w:color="0000ff"/>
-          <w:rFonts w:ascii="Charis SIL Regular" w:hAnsi="Charis SIL Regular" w:eastAsia="Charis SIL Regular"/>
-          <w:b w:val="0"/>
-          <w:i w:val="0"/>
-          <w:color w:val="000000"/>
-          <w:sz w:val="24"/>
-        </w:rPr>
-        <w:hyperlink r:id="rId17" w:history="1">
-          <w:r>
-            <w:rPr>
-              <w:rStyle w:val="Hyperlink"/>
-            </w:rPr>
-            <w:t>e</w:t>
-          </w:r>
-        </w:hyperlink>
-      </w:r>
-      <w:r>
-        <w:rPr>
-          <w:u w:val="single" w:color="0000ff"/>
-          <w:rFonts w:ascii="Charis SIL Regular" w:hAnsi="Charis SIL Regular" w:eastAsia="Charis SIL Regular"/>
-          <w:b w:val="0"/>
-          <w:i w:val="0"/>
-          <w:color w:val="000000"/>
-          <w:sz w:val="24"/>
-        </w:rPr>
-        <w:hyperlink r:id="rId17" w:history="1">
-          <w:r>
-            <w:rPr>
-              <w:rStyle w:val="Hyperlink"/>
-            </w:rPr>
-            <w:t>r op Sab</w:t>
-          </w:r>
-        </w:hyperlink>
-      </w:r>
-      <w:r>
-        <w:rPr>
-          <w:u w:val="single" w:color="0000ff"/>
-          <w:rFonts w:ascii="Charis SIL Regular" w:hAnsi="Charis SIL Regular" w:eastAsia="Charis SIL Regular"/>
-          <w:b w:val="0"/>
-          <w:i w:val="0"/>
-          <w:color w:val="000000"/>
-          <w:sz w:val="24"/>
-        </w:rPr>
-        <w:hyperlink r:id="rId17" w:history="1">
-          <w:r>
-            <w:rPr>
-              <w:rStyle w:val="Hyperlink"/>
-            </w:rPr>
-            <w:t>a, S</w:t>
-          </w:r>
-        </w:hyperlink>
-      </w:r>
-      <w:r>
-        <w:rPr>
-          <w:u w:val="single" w:color="0000ff"/>
-          <w:rFonts w:ascii="Charis SIL Regular" w:hAnsi="Charis SIL Regular" w:eastAsia="Charis SIL Regular"/>
-          <w:b w:val="0"/>
-          <w:i w:val="0"/>
-          <w:color w:val="000000"/>
-          <w:sz w:val="24"/>
-        </w:rPr>
-        <w:hyperlink r:id="rId17" w:history="1">
-          <w:r>
-            <w:rPr>
-              <w:rStyle w:val="Hyperlink"/>
-            </w:rPr>
-            <w:t xml:space="preserve">int </w:t>
-          </w:r>
-        </w:hyperlink>
+        <w:t xml:space="preserve">rchiefmateriaal over op Saba, Sint </w:t>
       </w:r>
       <w:r>
         <w:rPr>
@@ -2668,68 +2378,7 @@
           <w:color w:val="000000"/>
           <w:sz w:val="24"/>
         </w:rPr>
-        <w:hyperlink r:id="rId18" w:history="1">
-          <w:r>
-            <w:rPr>
-              <w:rStyle w:val="Hyperlink"/>
-            </w:rPr>
-            <w:t>e best</w:t>
-          </w:r>
-        </w:hyperlink>
-      </w:r>
-      <w:r>
-        <w:rPr>
-          <w:u w:val="single" w:color="0000ff"/>
-          <w:rFonts w:ascii="Charis SIL Regular" w:hAnsi="Charis SIL Regular" w:eastAsia="Charis SIL Regular"/>
-          <w:b w:val="0"/>
-          <w:i w:val="0"/>
-          <w:color w:val="000000"/>
-          <w:sz w:val="24"/>
-        </w:rPr>
-        <w:hyperlink r:id="rId18" w:history="1">
-          <w:r>
-            <w:rPr>
-              <w:rStyle w:val="Hyperlink"/>
-            </w:rPr>
-            <w:t>u</w:t>
-          </w:r>
-        </w:hyperlink>
-      </w:r>
-      <w:r>
-        <w:rPr>
-          <w:u w:val="single" w:color="0000ff"/>
-          <w:rFonts w:ascii="Charis SIL Regular" w:hAnsi="Charis SIL Regular" w:eastAsia="Charis SIL Regular"/>
-          <w:b w:val="0"/>
-          <w:i w:val="0"/>
-          <w:color w:val="000000"/>
-          <w:sz w:val="24"/>
-        </w:rPr>
-        <w:hyperlink r:id="rId18" w:history="1">
-          <w:r>
-            <w:rPr>
-              <w:rStyle w:val="Hyperlink"/>
-            </w:rPr>
-            <w:t>ursambte</w:t>
-          </w:r>
-        </w:hyperlink>
-      </w:r>
-      <w:r>
-        <w:rPr>
-          <w:u w:val="single" w:color="0000ff"/>
-          <w:rFonts w:ascii="Charis SIL Regular" w:hAnsi="Charis SIL Regular" w:eastAsia="Charis SIL Regular"/>
-          <w:b w:val="0"/>
-          <w:i w:val="0"/>
-          <w:color w:val="000000"/>
-          <w:sz w:val="24"/>
-        </w:rPr>
-        <w:hyperlink r:id="rId18" w:history="1">
-          <w:r>
-            <w:rPr>
-              <w:rStyle w:val="Hyperlink"/>
-            </w:rPr>
-            <w:t>nar</w:t>
-          </w:r>
-        </w:hyperlink>
+        <w:t>e bestuursambtenar</w:t>
       </w:r>
       <w:r>
         <w:rPr>
@@ -3928,7 +3577,14 @@
           <w:sz w:val="24"/>
           <w:u w:val="single"/>
         </w:rPr>
-        <w:t>Inv</w:t>
+        <w:hyperlink r:id="rId23" w:history="1">
+          <w:r>
+            <w:rPr>
+              <w:rStyle w:val="Hyperlink"/>
+            </w:rPr>
+            <w:t>Inv</w:t>
+          </w:r>
+        </w:hyperlink>
       </w:r>
       <w:r>
         <w:rPr>
@@ -3939,7 +3595,7 @@
           <w:sz w:val="24"/>
           <w:u w:val="single"/>
         </w:rPr>
-        <w:hyperlink r:id="rId22" w:history="1">
+        <w:hyperlink r:id="rId23" w:history="1">
           <w:r>
             <w:rPr>
               <w:rStyle w:val="Hyperlink"/>
@@ -3968,7 +3624,148 @@
           <w:sz w:val="24"/>
           <w:u w:val="single"/>
         </w:rPr>
+        <w:hyperlink r:id="rId23" w:history="1">
+          <w:r>
+            <w:rPr>
+              <w:rStyle w:val="Hyperlink"/>
+            </w:rPr>
+            <w:t>va</w:t>
+          </w:r>
+        </w:hyperlink>
+      </w:r>
+      <w:r>
+        <w:rPr>
+          <w:rFonts w:ascii="Charis SIL Regular" w:hAnsi="Charis SIL Regular" w:eastAsia="Charis SIL Regular"/>
+          <w:b w:val="0"/>
+          <w:i w:val="0"/>
+          <w:color w:val="0000FF"/>
+          <w:sz w:val="24"/>
+          <w:u w:val="single"/>
+        </w:rPr>
+        <w:hyperlink r:id="rId23" w:history="1">
+          <w:r>
+            <w:rPr>
+              <w:rStyle w:val="Hyperlink"/>
+            </w:rPr>
+            <w:t>n</w:t>
+          </w:r>
+        </w:hyperlink>
+      </w:r>
+      <w:r>
+        <w:rPr>
+          <w:rFonts w:ascii="Charis SIL Regular" w:hAnsi="Charis SIL Regular" w:eastAsia="Charis SIL Regular"/>
+          <w:b w:val="0"/>
+          <w:i w:val="0"/>
+          <w:color w:val="0000FF"/>
+          <w:sz w:val="24"/>
+          <w:u w:val="single"/>
+        </w:rPr>
+        <w:t xml:space="preserve"> </w:t>
+      </w:r>
+      <w:r>
+        <w:rPr>
+          <w:rFonts w:ascii="Charis SIL Regular" w:hAnsi="Charis SIL Regular" w:eastAsia="Charis SIL Regular"/>
+          <w:b w:val="0"/>
+          <w:i w:val="0"/>
+          <w:color w:val="0000FF"/>
+          <w:sz w:val="24"/>
+          <w:u w:val="single"/>
+        </w:rPr>
+        <w:hyperlink r:id="rId23" w:history="1">
+          <w:r>
+            <w:rPr>
+              <w:rStyle w:val="Hyperlink"/>
+            </w:rPr>
+            <w:t>de</w:t>
+          </w:r>
+        </w:hyperlink>
+      </w:r>
+      <w:r>
+        <w:rPr>
+          <w:rFonts w:ascii="Charis SIL Regular" w:hAnsi="Charis SIL Regular" w:eastAsia="Charis SIL Regular"/>
+          <w:b w:val="0"/>
+          <w:i w:val="0"/>
+          <w:color w:val="0000FF"/>
+          <w:sz w:val="24"/>
+          <w:u w:val="single"/>
+        </w:rPr>
+        <w:t xml:space="preserve"> </w:t>
+      </w:r>
+      <w:r>
+        <w:rPr>
+          <w:rFonts w:ascii="Charis SIL Regular" w:hAnsi="Charis SIL Regular" w:eastAsia="Charis SIL Regular"/>
+          <w:b w:val="0"/>
+          <w:i w:val="0"/>
+          <w:color w:val="0000FF"/>
+          <w:sz w:val="24"/>
+          <w:u w:val="single"/>
+        </w:rPr>
         <w:hyperlink r:id="rId22" w:history="1">
+          <w:r>
+            <w:rPr>
+              <w:rStyle w:val="Hyperlink"/>
+            </w:rPr>
+            <w:t>ar</w:t>
+          </w:r>
+        </w:hyperlink>
+      </w:r>
+      <w:r>
+        <w:rPr>
+          <w:rFonts w:ascii="Charis SIL Regular" w:hAnsi="Charis SIL Regular" w:eastAsia="Charis SIL Regular"/>
+          <w:b w:val="0"/>
+          <w:i w:val="0"/>
+          <w:color w:val="0000FF"/>
+          <w:sz w:val="24"/>
+          <w:u w:val="single"/>
+        </w:rPr>
+        <w:hyperlink r:id="rId23" w:history="1">
+          <w:r>
+            <w:rPr>
+              <w:rStyle w:val="Hyperlink"/>
+            </w:rPr>
+            <w:t>c</w:t>
+          </w:r>
+        </w:hyperlink>
+      </w:r>
+      <w:r>
+        <w:rPr>
+          <w:rFonts w:ascii="Charis SIL Regular" w:hAnsi="Charis SIL Regular" w:eastAsia="Charis SIL Regular"/>
+          <w:b w:val="0"/>
+          <w:i w:val="0"/>
+          <w:color w:val="0000FF"/>
+          <w:sz w:val="24"/>
+          <w:u w:val="single"/>
+        </w:rPr>
+        <w:hyperlink r:id="rId23" w:history="1">
+          <w:r>
+            <w:rPr>
+              <w:rStyle w:val="Hyperlink"/>
+            </w:rPr>
+            <w:t>hieven</w:t>
+          </w:r>
+        </w:hyperlink>
+      </w:r>
+      <w:r>
+        <w:rPr>
+          <w:rFonts w:ascii="Charis SIL Regular" w:hAnsi="Charis SIL Regular" w:eastAsia="Charis SIL Regular"/>
+          <w:b w:val="0"/>
+          <w:i w:val="0"/>
+          <w:color w:val="0000FF"/>
+          <w:sz w:val="24"/>
+          <w:u w:val="single"/>
+        </w:rPr>
+        <w:t xml:space="preserve"> </w:t>
+      </w:r>
+      <w:r>
+        <w:rPr>
+          <w:rFonts w:ascii="Charis SIL Regular" w:hAnsi="Charis SIL Regular" w:eastAsia="Charis SIL Regular"/>
+          <w:b w:val="0"/>
+          <w:i w:val="0"/>
+          <w:color w:val="0000FF"/>
+          <w:sz w:val="24"/>
+          <w:u w:val="single"/>
+        </w:rPr>
+        <w:hyperlink r:id="rId23" w:history="1">
           <w:r>
             <w:rPr>
               <w:rStyle w:val="Hyperlink"/>
@@ -4015,25 +3812,184 @@
           <w:sz w:val="24"/>
           <w:u w:val="single"/>
         </w:rPr>
+        <w:hyperlink r:id="rId23" w:history="1">
+          <w:r>
+            <w:rPr>
+              <w:rStyle w:val="Hyperlink"/>
+            </w:rPr>
+            <w:t>St.</w:t>
+          </w:r>
+        </w:hyperlink>
+      </w:r>
+      <w:r>
+        <w:rPr>
+          <w:rFonts w:ascii="Charis SIL Regular" w:hAnsi="Charis SIL Regular" w:eastAsia="Charis SIL Regular"/>
+          <w:b w:val="0"/>
+          <w:i w:val="0"/>
+          <w:color w:val="0000FF"/>
+          <w:sz w:val="24"/>
+          <w:u w:val="single"/>
+        </w:rPr>
+        <w:t xml:space="preserve"> </w:t>
+      </w:r>
+      <w:r>
+        <w:rPr>
+          <w:rFonts w:ascii="Charis SIL Regular" w:hAnsi="Charis SIL Regular" w:eastAsia="Charis SIL Regular"/>
+          <w:b w:val="0"/>
+          <w:i w:val="0"/>
+          <w:color w:val="0000FF"/>
+          <w:sz w:val="24"/>
+          <w:u w:val="single"/>
+        </w:rPr>
+        <w:hyperlink r:id="rId23" w:history="1">
+          <w:r>
+            <w:rPr>
+              <w:rStyle w:val="Hyperlink"/>
+            </w:rPr>
+            <w:t>M</w:t>
+          </w:r>
+        </w:hyperlink>
+      </w:r>
+      <w:r>
+        <w:rPr>
+          <w:rFonts w:ascii="Charis SIL Regular" w:hAnsi="Charis SIL Regular" w:eastAsia="Charis SIL Regular"/>
+          <w:b w:val="0"/>
+          <w:i w:val="0"/>
+          <w:color w:val="0000FF"/>
+          <w:sz w:val="24"/>
+          <w:u w:val="single"/>
+        </w:rPr>
+        <w:hyperlink r:id="rId23" w:history="1">
+          <w:r>
+            <w:rPr>
+              <w:rStyle w:val="Hyperlink"/>
+            </w:rPr>
+            <w:t>a</w:t>
+          </w:r>
+        </w:hyperlink>
+      </w:r>
+      <w:r>
+        <w:rPr>
+          <w:rFonts w:ascii="Charis SIL Regular" w:hAnsi="Charis SIL Regular" w:eastAsia="Charis SIL Regular"/>
+          <w:b w:val="0"/>
+          <w:i w:val="0"/>
+          <w:color w:val="0000FF"/>
+          <w:sz w:val="24"/>
+          <w:u w:val="single"/>
+        </w:rPr>
+        <w:hyperlink r:id="rId23" w:history="1">
+          <w:r>
+            <w:rPr>
+              <w:rStyle w:val="Hyperlink"/>
+            </w:rPr>
+            <w:t>arten,</w:t>
+          </w:r>
+        </w:hyperlink>
+      </w:r>
+      <w:r>
+        <w:rPr>
+          <w:rFonts w:ascii="Charis SIL Regular" w:hAnsi="Charis SIL Regular" w:eastAsia="Charis SIL Regular"/>
+          <w:b w:val="0"/>
+          <w:i w:val="0"/>
+          <w:color w:val="0000FF"/>
+          <w:sz w:val="24"/>
+          <w:u w:val="single"/>
+        </w:rPr>
+        <w:t xml:space="preserve"> </w:t>
+      </w:r>
+      <w:r>
+        <w:rPr>
+          <w:rFonts w:ascii="Charis SIL Regular" w:hAnsi="Charis SIL Regular" w:eastAsia="Charis SIL Regular"/>
+          <w:b w:val="0"/>
+          <w:i w:val="0"/>
+          <w:color w:val="0000FF"/>
+          <w:sz w:val="24"/>
+          <w:u w:val="single"/>
+        </w:rPr>
+        <w:hyperlink r:id="rId23" w:history="1">
+          <w:r>
+            <w:rPr>
+              <w:rStyle w:val="Hyperlink"/>
+            </w:rPr>
+            <w:t>(1806)</w:t>
+          </w:r>
+        </w:hyperlink>
+      </w:r>
+      <w:r>
+        <w:rPr>
+          <w:rFonts w:ascii="Charis SIL Regular" w:hAnsi="Charis SIL Regular" w:eastAsia="Charis SIL Regular"/>
+          <w:b w:val="0"/>
+          <w:i w:val="0"/>
+          <w:color w:val="0000FF"/>
+          <w:sz w:val="24"/>
+          <w:u w:val="single"/>
+        </w:rPr>
+        <w:t xml:space="preserve"> </w:t>
+      </w:r>
+      <w:r>
+        <w:rPr>
+          <w:rFonts w:ascii="Charis SIL Regular" w:hAnsi="Charis SIL Regular" w:eastAsia="Charis SIL Regular"/>
+          <w:b w:val="0"/>
+          <w:i w:val="0"/>
+          <w:color w:val="0000FF"/>
+          <w:sz w:val="24"/>
+          <w:u w:val="single"/>
+        </w:rPr>
+        <w:hyperlink r:id="rId23" w:history="1">
+          <w:r>
+            <w:rPr>
+              <w:rStyle w:val="Hyperlink"/>
+            </w:rPr>
+            <w:t>1828-18</w:t>
+          </w:r>
+        </w:hyperlink>
+      </w:r>
+      <w:r>
+        <w:rPr>
+          <w:rFonts w:ascii="Charis SIL Regular" w:hAnsi="Charis SIL Regular" w:eastAsia="Charis SIL Regular"/>
+          <w:b w:val="0"/>
+          <w:i w:val="0"/>
+          <w:color w:val="0000FF"/>
+          <w:sz w:val="24"/>
+          <w:u w:val="single"/>
+        </w:rPr>
+        <w:hyperlink r:id="rId23" w:history="1">
+          <w:r>
+            <w:rPr>
+              <w:rStyle w:val="Hyperlink"/>
+            </w:rPr>
+            <w:t>45</w:t>
+          </w:r>
+        </w:hyperlink>
+      </w:r>
+      <w:r>
+        <w:rPr>
+          <w:rFonts w:ascii="Charis SIL Regular" w:hAnsi="Charis SIL Regular" w:eastAsia="Charis SIL Regular"/>
+          <w:b w:val="0"/>
+          <w:i w:val="0"/>
+          <w:color w:val="0000FF"/>
+          <w:sz w:val="24"/>
+          <w:u w:val="single"/>
+        </w:rPr>
+        <w:t xml:space="preserve"> </w:t>
+      </w:r>
+      <w:r>
+        <w:rPr>
+          <w:rFonts w:ascii="Charis SIL Regular" w:hAnsi="Charis SIL Regular" w:eastAsia="Charis SIL Regular"/>
+          <w:b w:val="0"/>
+          <w:i w:val="0"/>
+          <w:color w:val="0000FF"/>
+          <w:sz w:val="24"/>
+          <w:u w:val="single"/>
+        </w:rPr>
         <w:hyperlink r:id="rId22" w:history="1">
           <w:r>
             <w:rPr>
               <w:rStyle w:val="Hyperlink"/>
             </w:rPr>
-            <w:t>de</w:t>
+            <w:t>(1902</w:t>
           </w:r>
         </w:hyperlink>
-      </w:r>
-      <w:r>
-        <w:rPr>
-          <w:rFonts w:ascii="Charis SIL Regular" w:hAnsi="Charis SIL Regular" w:eastAsia="Charis SIL Regular"/>
-          <w:b w:val="0"/>
-          <w:i w:val="0"/>
-          <w:color w:val="0000FF"/>
-          <w:sz w:val="24"/>
-          <w:u w:val="single"/>
-        </w:rPr>
-        <w:t xml:space="preserve"> </w:t>
       </w:r>
       <w:r>
         <w:rPr>
@@ -4049,9 +4005,102 @@
             <w:rPr>
               <w:rStyle w:val="Hyperlink"/>
             </w:rPr>
-            <w:t>ar</w:t>
+            <w:t>)</w:t>
           </w:r>
         </w:hyperlink>
+      </w:r>
+      <w:r>
+        <w:rPr>
+          <w:u w:val="single" w:color="0000ff"/>
+          <w:rFonts w:ascii="Charis SIL Regular" w:hAnsi="Charis SIL Regular" w:eastAsia="Charis SIL Regular"/>
+          <w:b w:val="0"/>
+          <w:i w:val="0"/>
+          <w:color w:val="000000"/>
+          <w:sz w:val="24"/>
+        </w:rPr>
+        <w:hyperlink r:id="rId22" w:history="1">
+          <w:r>
+            <w:rPr>
+              <w:rStyle w:val="Hyperlink"/>
+            </w:rPr>
+            <w:t xml:space="preserve"> en de </w:t>
+          </w:r>
+        </w:hyperlink>
+      </w:r>
+      <w:r>
+        <w:rPr>
+          <w:rFonts w:ascii="Charis SIL Regular" w:hAnsi="Charis SIL Regular" w:eastAsia="Charis SIL Regular"/>
+          <w:b w:val="0"/>
+          <w:i w:val="0"/>
+          <w:color w:val="0000FF"/>
+          <w:sz w:val="24"/>
+          <w:u w:val="single"/>
+        </w:rPr>
+        <w:hyperlink r:id="rId22" w:history="1">
+          <w:r>
+            <w:rPr>
+              <w:rStyle w:val="Hyperlink"/>
+            </w:rPr>
+            <w:t>Inv</w:t>
+          </w:r>
+        </w:hyperlink>
+      </w:r>
+      <w:r>
+        <w:rPr>
+          <w:rFonts w:ascii="Charis SIL Regular" w:hAnsi="Charis SIL Regular" w:eastAsia="Charis SIL Regular"/>
+          <w:b w:val="0"/>
+          <w:i w:val="0"/>
+          <w:color w:val="0000FF"/>
+          <w:sz w:val="24"/>
+          <w:u w:val="single"/>
+        </w:rPr>
+        <w:hyperlink r:id="rId24" w:history="1">
+          <w:r>
+            <w:rPr>
+              <w:rStyle w:val="Hyperlink"/>
+            </w:rPr>
+            <w:t>entaris</w:t>
+          </w:r>
+        </w:hyperlink>
+      </w:r>
+      <w:r>
+        <w:rPr>
+          <w:rFonts w:ascii="Charis SIL Regular" w:hAnsi="Charis SIL Regular" w:eastAsia="Charis SIL Regular"/>
+          <w:b w:val="0"/>
+          <w:i w:val="0"/>
+          <w:color w:val="0000FF"/>
+          <w:sz w:val="24"/>
+          <w:u w:val="single"/>
+        </w:rPr>
+        <w:t xml:space="preserve"> </w:t>
+      </w:r>
+      <w:r>
+        <w:rPr>
+          <w:rFonts w:ascii="Charis SIL Regular" w:hAnsi="Charis SIL Regular" w:eastAsia="Charis SIL Regular"/>
+          <w:b w:val="0"/>
+          <w:i w:val="0"/>
+          <w:color w:val="0000FF"/>
+          <w:sz w:val="24"/>
+          <w:u w:val="single"/>
+        </w:rPr>
+        <w:hyperlink r:id="rId24" w:history="1">
+          <w:r>
+            <w:rPr>
+              <w:rStyle w:val="Hyperlink"/>
+            </w:rPr>
+            <w:t xml:space="preserve">van </w:t>
+          </w:r>
+        </w:hyperlink>
+      </w:r>
+      <w:r>
+        <w:rPr>
+          <w:rFonts w:ascii="Charis SIL Regular" w:hAnsi="Charis SIL Regular" w:eastAsia="Charis SIL Regular"/>
+          <w:b w:val="0"/>
+          <w:i w:val="0"/>
+          <w:color w:val="0000FF"/>
+          <w:sz w:val="24"/>
+        </w:rPr>
+        <w:t>de archiev</w:t>
       </w:r>
       <w:r>
         <w:rPr>
@@ -4067,9 +4116,20 @@
             <w:rPr>
               <w:rStyle w:val="Hyperlink"/>
             </w:rPr>
-            <w:t>c</w:t>
+            <w:t>en</w:t>
           </w:r>
         </w:hyperlink>
+      </w:r>
+      <w:r>
+        <w:rPr>
+          <w:rFonts w:ascii="Charis SIL Regular" w:hAnsi="Charis SIL Regular" w:eastAsia="Charis SIL Regular"/>
+          <w:b w:val="0"/>
+          <w:i w:val="0"/>
+          <w:color w:val="0000FF"/>
+          <w:sz w:val="24"/>
+          <w:u w:val="single"/>
+        </w:rPr>
+        <w:t xml:space="preserve"> </w:t>
       </w:r>
       <w:r>
         <w:rPr>
@@ -4085,20 +4145,9 @@
             <w:rPr>
               <w:rStyle w:val="Hyperlink"/>
             </w:rPr>
-            <w:t>hieven</w:t>
+            <w:t>v</w:t>
           </w:r>
         </w:hyperlink>
-      </w:r>
-      <w:r>
-        <w:rPr>
-          <w:rFonts w:ascii="Charis SIL Regular" w:hAnsi="Charis SIL Regular" w:eastAsia="Charis SIL Regular"/>
-          <w:b w:val="0"/>
-          <w:i w:val="0"/>
-          <w:color w:val="0000FF"/>
-          <w:sz w:val="24"/>
-          <w:u w:val="single"/>
-        </w:rPr>
-        <w:t xml:space="preserve"> </w:t>
       </w:r>
       <w:r>
         <w:rPr>
@@ -4114,7 +4163,112 @@
             <w:rPr>
               <w:rStyle w:val="Hyperlink"/>
             </w:rPr>
-            <w:t>va</w:t>
+            <w:t>an</w:t>
+          </w:r>
+        </w:hyperlink>
+      </w:r>
+      <w:r>
+        <w:rPr>
+          <w:rFonts w:ascii="Charis SIL Regular" w:hAnsi="Charis SIL Regular" w:eastAsia="Charis SIL Regular"/>
+          <w:b w:val="0"/>
+          <w:i w:val="0"/>
+          <w:color w:val="0000FF"/>
+          <w:sz w:val="24"/>
+          <w:u w:val="single"/>
+        </w:rPr>
+        <w:t xml:space="preserve"> </w:t>
+      </w:r>
+      <w:r>
+        <w:rPr>
+          <w:rFonts w:ascii="Charis SIL Regular" w:hAnsi="Charis SIL Regular" w:eastAsia="Charis SIL Regular"/>
+          <w:b w:val="0"/>
+          <w:i w:val="0"/>
+          <w:color w:val="0000FF"/>
+          <w:sz w:val="24"/>
+          <w:u w:val="single"/>
+        </w:rPr>
+        <w:hyperlink r:id="rId23" w:history="1">
+          <w:r>
+            <w:rPr>
+              <w:rStyle w:val="Hyperlink"/>
+            </w:rPr>
+            <w:t>St.</w:t>
+          </w:r>
+        </w:hyperlink>
+      </w:r>
+      <w:r>
+        <w:rPr>
+          <w:rFonts w:ascii="Charis SIL Regular" w:hAnsi="Charis SIL Regular" w:eastAsia="Charis SIL Regular"/>
+          <w:b w:val="0"/>
+          <w:i w:val="0"/>
+          <w:color w:val="0000FF"/>
+          <w:sz w:val="24"/>
+          <w:u w:val="single"/>
+        </w:rPr>
+        <w:t xml:space="preserve"> </w:t>
+      </w:r>
+      <w:r>
+        <w:rPr>
+          <w:rFonts w:ascii="Charis SIL Regular" w:hAnsi="Charis SIL Regular" w:eastAsia="Charis SIL Regular"/>
+          <w:b w:val="0"/>
+          <w:i w:val="0"/>
+          <w:color w:val="0000FF"/>
+          <w:sz w:val="24"/>
+          <w:u w:val="single"/>
+        </w:rPr>
+        <w:hyperlink r:id="rId23" w:history="1">
+          <w:r>
+            <w:rPr>
+              <w:rStyle w:val="Hyperlink"/>
+            </w:rPr>
+            <w:t>Eustati</w:t>
+          </w:r>
+        </w:hyperlink>
+      </w:r>
+      <w:r>
+        <w:rPr>
+          <w:rFonts w:ascii="Charis SIL Regular" w:hAnsi="Charis SIL Regular" w:eastAsia="Charis SIL Regular"/>
+          <w:b w:val="0"/>
+          <w:i w:val="0"/>
+          <w:color w:val="0000FF"/>
+          <w:sz w:val="24"/>
+          <w:u w:val="single"/>
+        </w:rPr>
+        <w:hyperlink r:id="rId23" w:history="1">
+          <w:r>
+            <w:rPr>
+              <w:rStyle w:val="Hyperlink"/>
+            </w:rPr>
+            <w:t>us</w:t>
+          </w:r>
+        </w:hyperlink>
+      </w:r>
+      <w:r>
+        <w:rPr>
+          <w:rFonts w:ascii="Charis SIL Regular" w:hAnsi="Charis SIL Regular" w:eastAsia="Charis SIL Regular"/>
+          <w:b w:val="0"/>
+          <w:i w:val="0"/>
+          <w:color w:val="0000FF"/>
+          <w:sz w:val="24"/>
+          <w:u w:val="single"/>
+        </w:rPr>
+        <w:t xml:space="preserve"> </w:t>
+      </w:r>
+      <w:r>
+        <w:rPr>
+          <w:rFonts w:ascii="Charis SIL Regular" w:hAnsi="Charis SIL Regular" w:eastAsia="Charis SIL Regular"/>
+          <w:b w:val="0"/>
+          <w:i w:val="0"/>
+          <w:color w:val="0000FF"/>
+          <w:sz w:val="24"/>
+          <w:u w:val="single"/>
+        </w:rPr>
+        <w:hyperlink r:id="rId23" w:history="1">
+          <w:r>
+            <w:rPr>
+              <w:rStyle w:val="Hyperlink"/>
+            </w:rPr>
+            <w:t>e</w:t>
           </w:r>
         </w:hyperlink>
       </w:r>
@@ -4161,36 +4315,7 @@
             <w:rPr>
               <w:rStyle w:val="Hyperlink"/>
             </w:rPr>
-            <w:t>St.</w:t>
-          </w:r>
-        </w:hyperlink>
-      </w:r>
-      <w:r>
-        <w:rPr>
-          <w:rFonts w:ascii="Charis SIL Regular" w:hAnsi="Charis SIL Regular" w:eastAsia="Charis SIL Regular"/>
-          <w:b w:val="0"/>
-          <w:i w:val="0"/>
-          <w:color w:val="0000FF"/>
-          <w:sz w:val="24"/>
-          <w:u w:val="single"/>
-        </w:rPr>
-        <w:t xml:space="preserve"> </w:t>
-      </w:r>
-      <w:r>
-        <w:rPr>
-          <w:rFonts w:ascii="Charis SIL Regular" w:hAnsi="Charis SIL Regular" w:eastAsia="Charis SIL Regular"/>
-          <w:b w:val="0"/>
-          <w:i w:val="0"/>
-          <w:color w:val="0000FF"/>
-          <w:sz w:val="24"/>
-          <w:u w:val="single"/>
-        </w:rPr>
-        <w:hyperlink r:id="rId23" w:history="1">
-          <w:r>
-            <w:rPr>
-              <w:rStyle w:val="Hyperlink"/>
-            </w:rPr>
-            <w:t>M</w:t>
+            <w:t>S</w:t>
           </w:r>
         </w:hyperlink>
       </w:r>
@@ -4226,363 +4351,6 @@
             <w:rPr>
               <w:rStyle w:val="Hyperlink"/>
             </w:rPr>
-            <w:t>arten,</w:t>
-          </w:r>
-        </w:hyperlink>
-      </w:r>
-      <w:r>
-        <w:rPr>
-          <w:rFonts w:ascii="Charis SIL Regular" w:hAnsi="Charis SIL Regular" w:eastAsia="Charis SIL Regular"/>
-          <w:b w:val="0"/>
-          <w:i w:val="0"/>
-          <w:color w:val="0000FF"/>
-          <w:sz w:val="24"/>
-          <w:u w:val="single"/>
-        </w:rPr>
-        <w:t xml:space="preserve"> </w:t>
-      </w:r>
-      <w:r>
-        <w:rPr>
-          <w:rFonts w:ascii="Charis SIL Regular" w:hAnsi="Charis SIL Regular" w:eastAsia="Charis SIL Regular"/>
-          <w:b w:val="0"/>
-          <w:i w:val="0"/>
-          <w:color w:val="0000FF"/>
-          <w:sz w:val="24"/>
-          <w:u w:val="single"/>
-        </w:rPr>
-        <w:hyperlink r:id="rId23" w:history="1">
-          <w:r>
-            <w:rPr>
-              <w:rStyle w:val="Hyperlink"/>
-            </w:rPr>
-            <w:t>(18</w:t>
-          </w:r>
-        </w:hyperlink>
-      </w:r>
-      <w:r>
-        <w:rPr>
-          <w:rFonts w:ascii="Charis SIL Regular" w:hAnsi="Charis SIL Regular" w:eastAsia="Charis SIL Regular"/>
-          <w:b w:val="0"/>
-          <w:i w:val="0"/>
-          <w:color w:val="0000FF"/>
-          <w:sz w:val="24"/>
-          <w:u w:val="single"/>
-        </w:rPr>
-        <w:hyperlink r:id="rId23" w:history="1">
-          <w:r>
-            <w:rPr>
-              <w:rStyle w:val="Hyperlink"/>
-            </w:rPr>
-            <w:t>06)</w:t>
-          </w:r>
-        </w:hyperlink>
-      </w:r>
-      <w:r>
-        <w:rPr>
-          <w:rFonts w:ascii="Charis SIL Regular" w:hAnsi="Charis SIL Regular" w:eastAsia="Charis SIL Regular"/>
-          <w:b w:val="0"/>
-          <w:i w:val="0"/>
-          <w:color w:val="0000FF"/>
-          <w:sz w:val="24"/>
-          <w:u w:val="single"/>
-        </w:rPr>
-        <w:t xml:space="preserve"> </w:t>
-      </w:r>
-      <w:r>
-        <w:rPr>
-          <w:rFonts w:ascii="Charis SIL Regular" w:hAnsi="Charis SIL Regular" w:eastAsia="Charis SIL Regular"/>
-          <w:b w:val="0"/>
-          <w:i w:val="0"/>
-          <w:color w:val="0000FF"/>
-          <w:sz w:val="24"/>
-          <w:u w:val="single"/>
-        </w:rPr>
-        <w:hyperlink r:id="rId23" w:history="1">
-          <w:r>
-            <w:rPr>
-              <w:rStyle w:val="Hyperlink"/>
-            </w:rPr>
-            <w:t>1828-18</w:t>
-          </w:r>
-        </w:hyperlink>
-      </w:r>
-      <w:r>
-        <w:rPr>
-          <w:rFonts w:ascii="Charis SIL Regular" w:hAnsi="Charis SIL Regular" w:eastAsia="Charis SIL Regular"/>
-          <w:b w:val="0"/>
-          <w:i w:val="0"/>
-          <w:color w:val="0000FF"/>
-          <w:sz w:val="24"/>
-          <w:u w:val="single"/>
-        </w:rPr>
-        <w:hyperlink r:id="rId23" w:history="1">
-          <w:r>
-            <w:rPr>
-              <w:rStyle w:val="Hyperlink"/>
-            </w:rPr>
-            <w:t>45</w:t>
-          </w:r>
-        </w:hyperlink>
-      </w:r>
-      <w:r>
-        <w:rPr>
-          <w:rFonts w:ascii="Charis SIL Regular" w:hAnsi="Charis SIL Regular" w:eastAsia="Charis SIL Regular"/>
-          <w:b w:val="0"/>
-          <w:i w:val="0"/>
-          <w:color w:val="0000FF"/>
-          <w:sz w:val="24"/>
-          <w:u w:val="single"/>
-        </w:rPr>
-        <w:t xml:space="preserve"> </w:t>
-      </w:r>
-      <w:r>
-        <w:rPr>
-          <w:rFonts w:ascii="Charis SIL Regular" w:hAnsi="Charis SIL Regular" w:eastAsia="Charis SIL Regular"/>
-          <w:b w:val="0"/>
-          <w:i w:val="0"/>
-          <w:color w:val="0000FF"/>
-          <w:sz w:val="24"/>
-          <w:u w:val="single"/>
-        </w:rPr>
-        <w:hyperlink r:id="rId23" w:history="1">
-          <w:r>
-            <w:rPr>
-              <w:rStyle w:val="Hyperlink"/>
-            </w:rPr>
-            <w:t>(1902</w:t>
-          </w:r>
-        </w:hyperlink>
-      </w:r>
-      <w:r>
-        <w:rPr>
-          <w:rFonts w:ascii="Charis SIL Regular" w:hAnsi="Charis SIL Regular" w:eastAsia="Charis SIL Regular"/>
-          <w:b w:val="0"/>
-          <w:i w:val="0"/>
-          <w:color w:val="0000FF"/>
-          <w:sz w:val="24"/>
-          <w:u w:val="single"/>
-        </w:rPr>
-        <w:hyperlink r:id="rId23" w:history="1">
-          <w:r>
-            <w:rPr>
-              <w:rStyle w:val="Hyperlink"/>
-            </w:rPr>
-            <w:t>)</w:t>
-          </w:r>
-        </w:hyperlink>
-      </w:r>
-      <w:r>
-        <w:rPr>
-          <w:u w:val="single" w:color="0000ff"/>
-          <w:rFonts w:ascii="Charis SIL Regular" w:hAnsi="Charis SIL Regular" w:eastAsia="Charis SIL Regular"/>
-          <w:b w:val="0"/>
-          <w:i w:val="0"/>
-          <w:color w:val="000000"/>
-          <w:sz w:val="24"/>
-        </w:rPr>
-        <w:t xml:space="preserve"> en de </w:t>
-      </w:r>
-      <w:r>
-        <w:rPr>
-          <w:rFonts w:ascii="Charis SIL Regular" w:hAnsi="Charis SIL Regular" w:eastAsia="Charis SIL Regular"/>
-          <w:b w:val="0"/>
-          <w:i w:val="0"/>
-          <w:color w:val="0000FF"/>
-          <w:sz w:val="24"/>
-          <w:u w:val="single"/>
-        </w:rPr>
-        <w:hyperlink r:id="rId24" w:history="1">
-          <w:r>
-            <w:rPr>
-              <w:rStyle w:val="Hyperlink"/>
-            </w:rPr>
-            <w:t>Inv</w:t>
-          </w:r>
-        </w:hyperlink>
-      </w:r>
-      <w:r>
-        <w:rPr>
-          <w:rFonts w:ascii="Charis SIL Regular" w:hAnsi="Charis SIL Regular" w:eastAsia="Charis SIL Regular"/>
-          <w:b w:val="0"/>
-          <w:i w:val="0"/>
-          <w:color w:val="0000FF"/>
-          <w:sz w:val="24"/>
-          <w:u w:val="single"/>
-        </w:rPr>
-        <w:hyperlink r:id="rId24" w:history="1">
-          <w:r>
-            <w:rPr>
-              <w:rStyle w:val="Hyperlink"/>
-            </w:rPr>
-            <w:t>entaris</w:t>
-          </w:r>
-        </w:hyperlink>
-      </w:r>
-      <w:r>
-        <w:rPr>
-          <w:rFonts w:ascii="Charis SIL Regular" w:hAnsi="Charis SIL Regular" w:eastAsia="Charis SIL Regular"/>
-          <w:b w:val="0"/>
-          <w:i w:val="0"/>
-          <w:color w:val="0000FF"/>
-          <w:sz w:val="24"/>
-          <w:u w:val="single"/>
-        </w:rPr>
-        <w:t xml:space="preserve"> </w:t>
-      </w:r>
-      <w:r>
-        <w:rPr>
-          <w:rFonts w:ascii="Charis SIL Regular" w:hAnsi="Charis SIL Regular" w:eastAsia="Charis SIL Regular"/>
-          <w:b w:val="0"/>
-          <w:i w:val="0"/>
-          <w:color w:val="0000FF"/>
-          <w:sz w:val="24"/>
-          <w:u w:val="single"/>
-        </w:rPr>
-        <w:hyperlink r:id="rId24" w:history="1">
-          <w:r>
-            <w:rPr>
-              <w:rStyle w:val="Hyperlink"/>
-            </w:rPr>
-            <w:t xml:space="preserve">van </w:t>
-          </w:r>
-        </w:hyperlink>
-      </w:r>
-      <w:r>
-        <w:rPr>
-          <w:rFonts w:ascii="Charis SIL Regular" w:hAnsi="Charis SIL Regular" w:eastAsia="Charis SIL Regular"/>
-          <w:b w:val="0"/>
-          <w:i w:val="0"/>
-          <w:color w:val="0000FF"/>
-          <w:sz w:val="24"/>
-        </w:rPr>
-        <w:t>de archieven van St. Eustati</w:t>
-      </w:r>
-      <w:r>
-        <w:rPr>
-          <w:rFonts w:ascii="Charis SIL Regular" w:hAnsi="Charis SIL Regular" w:eastAsia="Charis SIL Regular"/>
-          <w:b w:val="0"/>
-          <w:i w:val="0"/>
-          <w:color w:val="0000FF"/>
-          <w:sz w:val="24"/>
-          <w:u w:val="single"/>
-        </w:rPr>
-        <w:hyperlink r:id="rId23" w:history="1">
-          <w:r>
-            <w:rPr>
-              <w:rStyle w:val="Hyperlink"/>
-            </w:rPr>
-            <w:t>us</w:t>
-          </w:r>
-        </w:hyperlink>
-      </w:r>
-      <w:r>
-        <w:rPr>
-          <w:rFonts w:ascii="Charis SIL Regular" w:hAnsi="Charis SIL Regular" w:eastAsia="Charis SIL Regular"/>
-          <w:b w:val="0"/>
-          <w:i w:val="0"/>
-          <w:color w:val="0000FF"/>
-          <w:sz w:val="24"/>
-          <w:u w:val="single"/>
-        </w:rPr>
-        <w:t xml:space="preserve"> </w:t>
-      </w:r>
-      <w:r>
-        <w:rPr>
-          <w:rFonts w:ascii="Charis SIL Regular" w:hAnsi="Charis SIL Regular" w:eastAsia="Charis SIL Regular"/>
-          <w:b w:val="0"/>
-          <w:i w:val="0"/>
-          <w:color w:val="0000FF"/>
-          <w:sz w:val="24"/>
-          <w:u w:val="single"/>
-        </w:rPr>
-        <w:hyperlink r:id="rId23" w:history="1">
-          <w:r>
-            <w:rPr>
-              <w:rStyle w:val="Hyperlink"/>
-            </w:rPr>
-            <w:t>e</w:t>
-          </w:r>
-        </w:hyperlink>
-      </w:r>
-      <w:r>
-        <w:rPr>
-          <w:rFonts w:ascii="Charis SIL Regular" w:hAnsi="Charis SIL Regular" w:eastAsia="Charis SIL Regular"/>
-          <w:b w:val="0"/>
-          <w:i w:val="0"/>
-          <w:color w:val="0000FF"/>
-          <w:sz w:val="24"/>
-          <w:u w:val="single"/>
-        </w:rPr>
-        <w:hyperlink r:id="rId23" w:history="1">
-          <w:r>
-            <w:rPr>
-              <w:rStyle w:val="Hyperlink"/>
-            </w:rPr>
-            <w:t>n</w:t>
-          </w:r>
-        </w:hyperlink>
-      </w:r>
-      <w:r>
-        <w:rPr>
-          <w:rFonts w:ascii="Charis SIL Regular" w:hAnsi="Charis SIL Regular" w:eastAsia="Charis SIL Regular"/>
-          <w:b w:val="0"/>
-          <w:i w:val="0"/>
-          <w:color w:val="0000FF"/>
-          <w:sz w:val="24"/>
-          <w:u w:val="single"/>
-        </w:rPr>
-        <w:t xml:space="preserve"> </w:t>
-      </w:r>
-      <w:r>
-        <w:rPr>
-          <w:rFonts w:ascii="Charis SIL Regular" w:hAnsi="Charis SIL Regular" w:eastAsia="Charis SIL Regular"/>
-          <w:b w:val="0"/>
-          <w:i w:val="0"/>
-          <w:color w:val="0000FF"/>
-          <w:sz w:val="24"/>
-          <w:u w:val="single"/>
-        </w:rPr>
-        <w:hyperlink r:id="rId23" w:history="1">
-          <w:r>
-            <w:rPr>
-              <w:rStyle w:val="Hyperlink"/>
-            </w:rPr>
-            <w:t>S</w:t>
-          </w:r>
-        </w:hyperlink>
-      </w:r>
-      <w:r>
-        <w:rPr>
-          <w:rFonts w:ascii="Charis SIL Regular" w:hAnsi="Charis SIL Regular" w:eastAsia="Charis SIL Regular"/>
-          <w:b w:val="0"/>
-          <w:i w:val="0"/>
-          <w:color w:val="0000FF"/>
-          <w:sz w:val="24"/>
-          <w:u w:val="single"/>
-        </w:rPr>
-        <w:hyperlink r:id="rId23" w:history="1">
-          <w:r>
-            <w:rPr>
-              <w:rStyle w:val="Hyperlink"/>
-            </w:rPr>
-            <w:t>a</w:t>
-          </w:r>
-        </w:hyperlink>
-      </w:r>
-      <w:r>
-        <w:rPr>
-          <w:rFonts w:ascii="Charis SIL Regular" w:hAnsi="Charis SIL Regular" w:eastAsia="Charis SIL Regular"/>
-          <w:b w:val="0"/>
-          <w:i w:val="0"/>
-          <w:color w:val="0000FF"/>
-          <w:sz w:val="24"/>
-          <w:u w:val="single"/>
-        </w:rPr>
-        <w:hyperlink r:id="rId23" w:history="1">
-          <w:r>
-            <w:rPr>
-              <w:rStyle w:val="Hyperlink"/>
-            </w:rPr>
             <w:t>ba,</w:t>
           </w:r>
         </w:hyperlink>
@@ -4872,7 +4640,6 @@
       </w:r>
       <w:r>
         <w:rPr>
-          <w:u w:val="single" w:color="0000ff"/>
           <w:rFonts w:ascii="Charis SIL Regular" w:hAnsi="Charis SIL Regular" w:eastAsia="Charis SIL Regular"/>
           <w:b w:val="0"/>
           <w:i w:val="0"/>
